--- a/por/docx/007.content.docx
+++ b/por/docx/007.content.docx
@@ -19,7 +19,7 @@
         <w:rPr>
           <w:lang w:val="pt_PT" w:bidi="pt_PT"/>
         </w:rPr>
-        <w:t>Resource: Termos Chave (SRV)</w:t>
+        <w:t>Resource: Familiarization, Internalization, Articulation (Fia) Terms</w:t>
       </w:r>
       <w:r>
         <w:rPr>
@@ -39,37 +39,80 @@
           <w:b/>
           <w:lang w:val="pt_PT" w:bidi="pt_PT"/>
         </w:rPr>
-        <w:t>Familiarization, Internalization, Articulation (FIA) Key Terms</w:t>
-      </w:r>
-      <w:r>
-        <w:rPr>
-          <w:lang w:val="pt_PT" w:bidi="pt_PT"/>
-        </w:rPr>
-        <w:t xml:space="preserve"> © 2023 SRV Partners Released under CC BY-SA 4.0 license. </w:t>
-      </w:r>
-      <w:r>
-        <w:rPr>
-          <w:lang w:val="pt_PT" w:bidi="pt_PT"/>
-        </w:rPr>
-        <w:t>Familiarization, Internalization, Articulation (FIA) Key Terms</w:t>
-      </w:r>
-      <w:r>
-        <w:rPr>
-          <w:lang w:val="pt_PT" w:bidi="pt_PT"/>
-        </w:rPr>
-        <w:t xml:space="preserve"> has been adapted in the following languages Tok Pisin, عربي, Français, हिंदी, Bahasa Indonesia, Português, Русский, Español, Kiswahili, 简体中文 from </w:t>
-      </w:r>
-      <w:r>
-        <w:rPr>
-          <w:lang w:val="pt_PT" w:bidi="pt_PT"/>
-        </w:rPr>
-        <w:t>Familiarization, Internalization, Articulation (FIA)</w:t>
-      </w:r>
-      <w:r>
-        <w:rPr>
-          <w:lang w:val="pt_PT" w:bidi="pt_PT"/>
-        </w:rPr>
-        <w:t xml:space="preserve"> © 2023 SRV Partners. Released under CC BY-SA 4.0 license by Mission Mutual</w:t>
+        <w:t>Familiarization, Internalization, Articulation (Fia) Terms</w:t>
+      </w:r>
+      <w:r>
+        <w:rPr>
+          <w:lang w:val="pt_PT" w:bidi="pt_PT"/>
+        </w:rPr>
+        <w:t xml:space="preserve"> (Portuguese) is based on: </w:t>
+      </w:r>
+      <w:r>
+        <w:rPr>
+          <w:lang w:val="pt_PT" w:bidi="pt_PT"/>
+        </w:rPr>
+        <w:t>Familiarization, Internalization, Articulation (Fia) Terms</w:t>
+      </w:r>
+      <w:r>
+        <w:rPr>
+          <w:lang w:val="pt_PT" w:bidi="pt_PT"/>
+        </w:rPr>
+        <w:t xml:space="preserve">, </w:t>
+      </w:r>
+      <w:hyperlink r:id="rId13">
+        <w:r>
+          <w:rPr>
+            <w:lang w:val="pt_PT" w:bidi="pt_PT"/>
+          </w:rPr>
+          <w:rPr>
+            <w:color w:val="0000EE"/>
+            <w:u w:val="single"/>
+          </w:rPr>
+          <w:t>SRV Partners</w:t>
+        </w:r>
+      </w:hyperlink>
+      <w:r>
+        <w:rPr>
+          <w:lang w:val="pt_PT" w:bidi="pt_PT"/>
+        </w:rPr>
+        <w:t xml:space="preserve">, 2023, which is licensed under a </w:t>
+      </w:r>
+      <w:hyperlink r:id="rId14">
+        <w:r>
+          <w:rPr>
+            <w:lang w:val="pt_PT" w:bidi="pt_PT"/>
+          </w:rPr>
+          <w:rPr>
+            <w:color w:val="0000EE"/>
+            <w:u w:val="single"/>
+          </w:rPr>
+          <w:t>CC BY-SA 4.0 license</w:t>
+        </w:r>
+      </w:hyperlink>
+      <w:r>
+        <w:rPr>
+          <w:lang w:val="pt_PT" w:bidi="pt_PT"/>
+        </w:rPr>
+        <w:t>.</w:t>
+      </w:r>
+      <w:r>
+        <w:rPr>
+          <w:lang w:val="pt_PT" w:bidi="pt_PT"/>
+        </w:rPr>
+      </w:r>
+    </w:p>
+    <w:p>
+      <w:pPr/>
+      <w:r>
+        <w:rPr>
+          <w:lang w:val="pt_PT" w:bidi="pt_PT"/>
+        </w:rPr>
+      </w:r>
+      <w:r>
+        <w:rPr>
+          <w:lang w:val="pt_PT" w:bidi="pt_PT"/>
+        </w:rPr>
+        <w:t>This PDF version is provided under the same license.</w:t>
       </w:r>
       <w:r>
         <w:rPr>
@@ -90,7 +133,7 @@
         <w:rPr>
           <w:lang w:val="pt_PT" w:bidi="pt_PT"/>
         </w:rPr>
-        <w:t>Termos Chave (SRV)</w:t>
+        <w:t>Familiarization, Internalization, Articulation (Fia) Terms</w:t>
       </w:r>
     </w:p>
     <w:p>
@@ -190,6 +233,245 @@
         <w:rPr>
           <w:lang w:val="pt_PT" w:bidi="pt_PT"/>
         </w:rPr>
+        <w:t>Gabriel</w:t>
+      </w:r>
+      <w:r>
+        <w:rPr>
+          <w:lang w:val="pt_PT" w:bidi="pt_PT"/>
+        </w:rPr>
+      </w:r>
+    </w:p>
+    <w:p>
+      <w:pPr/>
+      <w:r>
+        <w:rPr>
+          <w:lang w:val="pt_PT" w:bidi="pt_PT"/>
+        </w:rPr>
+      </w:r>
+      <w:r>
+        <w:rPr>
+          <w:b/>
+          <w:lang w:val="pt_PT" w:bidi="pt_PT"/>
+        </w:rPr>
+        <w:t>Gabriel</w:t>
+      </w:r>
+      <w:r>
+        <w:rPr>
+          <w:lang w:val="pt_PT" w:bidi="pt_PT"/>
+        </w:rPr>
+        <w:t xml:space="preserve"> é o nome de um arcanjo. Um arcanjo é um </w:t>
+      </w:r>
+      <w:hyperlink r:id="rId15">
+        <w:r>
+          <w:rPr>
+            <w:lang w:val="pt_PT" w:bidi="pt_PT"/>
+          </w:rPr>
+          <w:rPr>
+            <w:color w:val="0000EE"/>
+            <w:u w:val="single"/>
+          </w:rPr>
+          <w:t>anjo</w:t>
+        </w:r>
+      </w:hyperlink>
+      <w:r>
+        <w:rPr>
+          <w:lang w:val="pt_PT" w:bidi="pt_PT"/>
+        </w:rPr>
+        <w:t xml:space="preserve"> com </w:t>
+      </w:r>
+      <w:hyperlink r:id="rId16">
+        <w:r>
+          <w:rPr>
+            <w:lang w:val="pt_PT" w:bidi="pt_PT"/>
+          </w:rPr>
+          <w:rPr>
+            <w:color w:val="0000EE"/>
+            <w:u w:val="single"/>
+          </w:rPr>
+          <w:t>autoridade</w:t>
+        </w:r>
+      </w:hyperlink>
+      <w:r>
+        <w:rPr>
+          <w:lang w:val="pt_PT" w:bidi="pt_PT"/>
+        </w:rPr>
+        <w:t xml:space="preserve"> especial. A Bíblia menciona dois arcanjos pelo nome: Gabriel e Miguel. No Antigo Testamento, Gabriel explica a Daniel o significado das </w:t>
+      </w:r>
+      <w:hyperlink r:id="rId17">
+        <w:r>
+          <w:rPr>
+            <w:lang w:val="pt_PT" w:bidi="pt_PT"/>
+          </w:rPr>
+          <w:rPr>
+            <w:color w:val="0000EE"/>
+            <w:u w:val="single"/>
+          </w:rPr>
+          <w:t>visões</w:t>
+        </w:r>
+      </w:hyperlink>
+      <w:r>
+        <w:rPr>
+          <w:lang w:val="pt_PT" w:bidi="pt_PT"/>
+        </w:rPr>
+        <w:t xml:space="preserve"> de Daniel. No Novo Testamento, Gabriel aparece a Zacarias para dizer a ele que sua esposa dará à luz um filho, mesmo que ela já seja velha. Essa criança se tornaria </w:t>
+      </w:r>
+      <w:hyperlink r:id="rId18">
+        <w:r>
+          <w:rPr>
+            <w:lang w:val="pt_PT" w:bidi="pt_PT"/>
+          </w:rPr>
+          <w:rPr>
+            <w:color w:val="0000EE"/>
+            <w:u w:val="single"/>
+          </w:rPr>
+          <w:t>João Batista</w:t>
+        </w:r>
+      </w:hyperlink>
+      <w:r>
+        <w:rPr>
+          <w:lang w:val="pt_PT" w:bidi="pt_PT"/>
+        </w:rPr>
+        <w:t xml:space="preserve">. Pouco depois disso, Gabriel aparece à virgem </w:t>
+      </w:r>
+      <w:hyperlink r:id="rId19">
+        <w:r>
+          <w:rPr>
+            <w:lang w:val="pt_PT" w:bidi="pt_PT"/>
+          </w:rPr>
+          <w:rPr>
+            <w:color w:val="0000EE"/>
+            <w:u w:val="single"/>
+          </w:rPr>
+          <w:t>Maria</w:t>
+        </w:r>
+      </w:hyperlink>
+      <w:r>
+        <w:rPr>
+          <w:lang w:val="pt_PT" w:bidi="pt_PT"/>
+        </w:rPr>
+        <w:t xml:space="preserve"> e diz a ela que ela ficará grávida pelo poder de Deus. O filho que ela teria será rei para sempre, e ele será o </w:t>
+      </w:r>
+      <w:hyperlink r:id="rId20">
+        <w:r>
+          <w:rPr>
+            <w:lang w:val="pt_PT" w:bidi="pt_PT"/>
+          </w:rPr>
+          <w:rPr>
+            <w:color w:val="0000EE"/>
+            <w:u w:val="single"/>
+          </w:rPr>
+          <w:t>filho de Deus</w:t>
+        </w:r>
+      </w:hyperlink>
+      <w:r>
+        <w:rPr>
+          <w:lang w:val="pt_PT" w:bidi="pt_PT"/>
+        </w:rPr>
+        <w:t>.</w:t>
+      </w:r>
+      <w:r>
+        <w:rPr>
+          <w:lang w:val="pt_PT" w:bidi="pt_PT"/>
+        </w:rPr>
+      </w:r>
+      <w:r>
+        <w:rPr>
+          <w:lang w:val="pt_PT" w:bidi="pt_PT"/>
+        </w:rPr>
+      </w:r>
+    </w:p>
+    <w:p>
+      <w:pPr/>
+      <w:r>
+        <w:rPr>
+          <w:lang w:val="pt_PT" w:bidi="pt_PT"/>
+        </w:rPr>
+      </w:r>
+    </w:p>
+    <w:p>
+      <w:pPr>
+        <w:pStyle w:val="Heading2"/>
+      </w:pPr>
+      <w:r>
+        <w:rPr>
+          <w:lang w:val="pt_PT" w:bidi="pt_PT"/>
+        </w:rPr>
+        <w:t>Gabriel</w:t>
+      </w:r>
+      <w:r>
+        <w:rPr>
+          <w:lang w:val="pt_PT" w:bidi="pt_PT"/>
+        </w:rPr>
+      </w:r>
+    </w:p>
+    <w:p>
+      <w:pPr>
+        <w:pStyle w:val="Heading4"/>
+      </w:pPr>
+      <w:r>
+        <w:rPr>
+          <w:lang w:val="pt_PT" w:bidi="pt_PT"/>
+        </w:rPr>
+        <w:t>Audio Content</w:t>
+      </w:r>
+      <w:r>
+        <w:rPr>
+          <w:lang w:val="pt_PT" w:bidi="pt_PT"/>
+        </w:rPr>
+      </w:r>
+    </w:p>
+    <w:p>
+      <w:pPr/>
+      <w:r>
+        <w:rPr>
+          <w:lang w:val="pt_PT" w:bidi="pt_PT"/>
+        </w:rPr>
+      </w:r>
+      <w:hyperlink r:id="rId21">
+        <w:r>
+          <w:rPr>
+            <w:lang w:val="pt_PT" w:bidi="pt_PT"/>
+          </w:rPr>
+          <w:rPr>
+            <w:color w:val="0000EE"/>
+            <w:u w:val="single"/>
+          </w:rPr>
+          <w:t>mp3 file</w:t>
+        </w:r>
+      </w:hyperlink>
+      <w:r>
+        <w:rPr>
+          <w:lang w:val="pt_PT" w:bidi="pt_PT"/>
+        </w:rPr>
+        <w:t xml:space="preserve"> (None KB)</w:t>
+      </w:r>
+      <w:r>
+        <w:rPr>
+          <w:lang w:val="pt_PT" w:bidi="pt_PT"/>
+        </w:rPr>
+      </w:r>
+      <w:r>
+        <w:rPr>
+          <w:lang w:val="pt_PT" w:bidi="pt_PT"/>
+        </w:rPr>
+      </w:r>
+    </w:p>
+    <w:p>
+      <w:pPr/>
+      <w:r>
+        <w:rPr>
+          <w:lang w:val="pt_PT" w:bidi="pt_PT"/>
+        </w:rPr>
+      </w:r>
+    </w:p>
+    <w:p>
+      <w:pPr>
+        <w:pStyle w:val="Heading2"/>
+      </w:pPr>
+      <w:r>
+        <w:rPr>
+          <w:lang w:val="pt_PT" w:bidi="pt_PT"/>
+        </w:rPr>
         <w:t>Galileia</w:t>
       </w:r>
       <w:r>
@@ -218,36 +500,54 @@
         </w:rPr>
         <w:t xml:space="preserve"> é o nome de uma região no norte de </w:t>
       </w:r>
-      <w:r>
-        <w:rPr>
-          <w:lang w:val="pt_PT" w:bidi="pt_PT"/>
-        </w:rPr>
-        <w:t>Israel</w:t>
-      </w:r>
+      <w:hyperlink r:id="rId22">
+        <w:r>
+          <w:rPr>
+            <w:lang w:val="pt_PT" w:bidi="pt_PT"/>
+          </w:rPr>
+          <w:rPr>
+            <w:color w:val="0000EE"/>
+            <w:u w:val="single"/>
+          </w:rPr>
+          <w:t>Israel</w:t>
+        </w:r>
+      </w:hyperlink>
       <w:r>
         <w:rPr>
           <w:lang w:val="pt_PT" w:bidi="pt_PT"/>
         </w:rPr>
         <w:t xml:space="preserve">. Jesus cresceu na Galileia e fez grande parte de sua obra de pregação na Galileia. A maioria dos </w:t>
       </w:r>
-      <w:r>
-        <w:rPr>
-          <w:lang w:val="pt_PT" w:bidi="pt_PT"/>
-        </w:rPr>
-        <w:t>discípulos</w:t>
-      </w:r>
+      <w:hyperlink r:id="rId23">
+        <w:r>
+          <w:rPr>
+            <w:lang w:val="pt_PT" w:bidi="pt_PT"/>
+          </w:rPr>
+          <w:rPr>
+            <w:color w:val="0000EE"/>
+            <w:u w:val="single"/>
+          </w:rPr>
+          <w:t>discípulos</w:t>
+        </w:r>
+      </w:hyperlink>
       <w:r>
         <w:rPr>
           <w:lang w:val="pt_PT" w:bidi="pt_PT"/>
         </w:rPr>
         <w:t xml:space="preserve"> de Jesus veio da Galileia. A maioria das partes da Galileia é montanhosa, com montanhas baixas. Para o leste, ou direita, da Galileia está um grande lago que é chamado de </w:t>
       </w:r>
-      <w:r>
-        <w:rPr>
-          <w:lang w:val="pt_PT" w:bidi="pt_PT"/>
-        </w:rPr>
-        <w:t>Mar da Galileia</w:t>
-      </w:r>
+      <w:hyperlink r:id="rId24">
+        <w:r>
+          <w:rPr>
+            <w:lang w:val="pt_PT" w:bidi="pt_PT"/>
+          </w:rPr>
+          <w:rPr>
+            <w:color w:val="0000EE"/>
+            <w:u w:val="single"/>
+          </w:rPr>
+          <w:t>Mar da Galileia</w:t>
+        </w:r>
+      </w:hyperlink>
       <w:r>
         <w:rPr>
           <w:lang w:val="pt_PT" w:bidi="pt_PT"/>
@@ -294,24 +594,36 @@
         </w:rPr>
         <w:t xml:space="preserve">Na época de Jesus, Israel não era uma </w:t>
       </w:r>
-      <w:r>
-        <w:rPr>
-          <w:lang w:val="pt_PT" w:bidi="pt_PT"/>
-        </w:rPr>
-        <w:t>nação</w:t>
-      </w:r>
+      <w:hyperlink r:id="rId25">
+        <w:r>
+          <w:rPr>
+            <w:lang w:val="pt_PT" w:bidi="pt_PT"/>
+          </w:rPr>
+          <w:rPr>
+            <w:color w:val="0000EE"/>
+            <w:u w:val="single"/>
+          </w:rPr>
+          <w:t>nação</w:t>
+        </w:r>
+      </w:hyperlink>
       <w:r>
         <w:rPr>
           <w:lang w:val="pt_PT" w:bidi="pt_PT"/>
         </w:rPr>
         <w:t xml:space="preserve"> independente. Os </w:t>
       </w:r>
-      <w:r>
-        <w:rPr>
-          <w:lang w:val="pt_PT" w:bidi="pt_PT"/>
-        </w:rPr>
-        <w:t>israelitas</w:t>
-      </w:r>
+      <w:hyperlink r:id="rId26">
+        <w:r>
+          <w:rPr>
+            <w:lang w:val="pt_PT" w:bidi="pt_PT"/>
+          </w:rPr>
+          <w:rPr>
+            <w:color w:val="0000EE"/>
+            <w:u w:val="single"/>
+          </w:rPr>
+          <w:t>israelitas</w:t>
+        </w:r>
+      </w:hyperlink>
       <w:r>
         <w:rPr>
           <w:lang w:val="pt_PT" w:bidi="pt_PT"/>
@@ -332,60 +644,90 @@
         </w:rPr>
         <w:t xml:space="preserve">Outras províncias em Israel eram a </w:t>
       </w:r>
-      <w:r>
-        <w:rPr>
-          <w:lang w:val="pt_PT" w:bidi="pt_PT"/>
-        </w:rPr>
-        <w:t>Judeia</w:t>
-      </w:r>
+      <w:hyperlink r:id="rId27">
+        <w:r>
+          <w:rPr>
+            <w:lang w:val="pt_PT" w:bidi="pt_PT"/>
+          </w:rPr>
+          <w:rPr>
+            <w:color w:val="0000EE"/>
+            <w:u w:val="single"/>
+          </w:rPr>
+          <w:t>Judeia</w:t>
+        </w:r>
+      </w:hyperlink>
       <w:r>
         <w:rPr>
           <w:lang w:val="pt_PT" w:bidi="pt_PT"/>
         </w:rPr>
         <w:t xml:space="preserve"> e a </w:t>
       </w:r>
-      <w:r>
-        <w:rPr>
-          <w:lang w:val="pt_PT" w:bidi="pt_PT"/>
-        </w:rPr>
-        <w:t>Samaria</w:t>
-      </w:r>
+      <w:hyperlink r:id="rId28">
+        <w:r>
+          <w:rPr>
+            <w:lang w:val="pt_PT" w:bidi="pt_PT"/>
+          </w:rPr>
+          <w:rPr>
+            <w:color w:val="0000EE"/>
+            <w:u w:val="single"/>
+          </w:rPr>
+          <w:t>Samaria</w:t>
+        </w:r>
+      </w:hyperlink>
       <w:r>
         <w:rPr>
           <w:lang w:val="pt_PT" w:bidi="pt_PT"/>
         </w:rPr>
         <w:t xml:space="preserve">. A Galileia estava no norte, a Judeia estava no sul, e Samaria estava no meio. A Judeia era o lugar onde estava a cidade mais importante, </w:t>
       </w:r>
-      <w:r>
-        <w:rPr>
-          <w:lang w:val="pt_PT" w:bidi="pt_PT"/>
-        </w:rPr>
-        <w:t>Jerusalém</w:t>
-      </w:r>
+      <w:hyperlink r:id="rId29">
+        <w:r>
+          <w:rPr>
+            <w:lang w:val="pt_PT" w:bidi="pt_PT"/>
+          </w:rPr>
+          <w:rPr>
+            <w:color w:val="0000EE"/>
+            <w:u w:val="single"/>
+          </w:rPr>
+          <w:t>Jerusalém</w:t>
+        </w:r>
+      </w:hyperlink>
       <w:r>
         <w:rPr>
           <w:lang w:val="pt_PT" w:bidi="pt_PT"/>
         </w:rPr>
         <w:t xml:space="preserve">, e, portanto, o </w:t>
       </w:r>
-      <w:r>
-        <w:rPr>
-          <w:lang w:val="pt_PT" w:bidi="pt_PT"/>
-        </w:rPr>
-        <w:t>templo</w:t>
-      </w:r>
+      <w:hyperlink r:id="rId30">
+        <w:r>
+          <w:rPr>
+            <w:lang w:val="pt_PT" w:bidi="pt_PT"/>
+          </w:rPr>
+          <w:rPr>
+            <w:color w:val="0000EE"/>
+            <w:u w:val="single"/>
+          </w:rPr>
+          <w:t>templo</w:t>
+        </w:r>
+      </w:hyperlink>
       <w:r>
         <w:rPr>
           <w:lang w:val="pt_PT" w:bidi="pt_PT"/>
         </w:rPr>
         <w:t xml:space="preserve"> de Deus. O povo na Judeia muitas vezes pensava que eles eram </w:t>
       </w:r>
-      <w:r>
-        <w:rPr>
-          <w:lang w:val="pt_PT" w:bidi="pt_PT"/>
-        </w:rPr>
-        <w:t>judeus</w:t>
-      </w:r>
+      <w:hyperlink r:id="rId31">
+        <w:r>
+          <w:rPr>
+            <w:lang w:val="pt_PT" w:bidi="pt_PT"/>
+          </w:rPr>
+          <w:rPr>
+            <w:color w:val="0000EE"/>
+            <w:u w:val="single"/>
+          </w:rPr>
+          <w:t>judeus</w:t>
+        </w:r>
+      </w:hyperlink>
       <w:r>
         <w:rPr>
           <w:lang w:val="pt_PT" w:bidi="pt_PT"/>
@@ -419,6 +761,277 @@
         <w:rPr>
           <w:lang w:val="pt_PT" w:bidi="pt_PT"/>
         </w:rPr>
+        <w:t>Galileia</w:t>
+      </w:r>
+      <w:r>
+        <w:rPr>
+          <w:lang w:val="pt_PT" w:bidi="pt_PT"/>
+        </w:rPr>
+      </w:r>
+    </w:p>
+    <w:p>
+      <w:pPr>
+        <w:pStyle w:val="Heading4"/>
+      </w:pPr>
+      <w:r>
+        <w:rPr>
+          <w:lang w:val="pt_PT" w:bidi="pt_PT"/>
+        </w:rPr>
+        <w:t>Audio Content</w:t>
+      </w:r>
+      <w:r>
+        <w:rPr>
+          <w:lang w:val="pt_PT" w:bidi="pt_PT"/>
+        </w:rPr>
+      </w:r>
+    </w:p>
+    <w:p>
+      <w:pPr/>
+      <w:r>
+        <w:rPr>
+          <w:lang w:val="pt_PT" w:bidi="pt_PT"/>
+        </w:rPr>
+      </w:r>
+      <w:hyperlink r:id="rId21">
+        <w:r>
+          <w:rPr>
+            <w:lang w:val="pt_PT" w:bidi="pt_PT"/>
+          </w:rPr>
+          <w:rPr>
+            <w:color w:val="0000EE"/>
+            <w:u w:val="single"/>
+          </w:rPr>
+          <w:t>mp3 file</w:t>
+        </w:r>
+      </w:hyperlink>
+      <w:r>
+        <w:rPr>
+          <w:lang w:val="pt_PT" w:bidi="pt_PT"/>
+        </w:rPr>
+        <w:t xml:space="preserve"> (None KB)</w:t>
+      </w:r>
+      <w:r>
+        <w:rPr>
+          <w:lang w:val="pt_PT" w:bidi="pt_PT"/>
+        </w:rPr>
+      </w:r>
+      <w:r>
+        <w:rPr>
+          <w:lang w:val="pt_PT" w:bidi="pt_PT"/>
+        </w:rPr>
+      </w:r>
+    </w:p>
+    <w:p>
+      <w:pPr/>
+      <w:r>
+        <w:rPr>
+          <w:lang w:val="pt_PT" w:bidi="pt_PT"/>
+        </w:rPr>
+      </w:r>
+    </w:p>
+    <w:p>
+      <w:pPr>
+        <w:pStyle w:val="Heading2"/>
+      </w:pPr>
+      <w:r>
+        <w:rPr>
+          <w:lang w:val="pt_PT" w:bidi="pt_PT"/>
+        </w:rPr>
+        <w:t>genealogia</w:t>
+      </w:r>
+      <w:r>
+        <w:rPr>
+          <w:lang w:val="pt_PT" w:bidi="pt_PT"/>
+        </w:rPr>
+      </w:r>
+    </w:p>
+    <w:p>
+      <w:pPr/>
+      <w:r>
+        <w:rPr>
+          <w:lang w:val="pt_PT" w:bidi="pt_PT"/>
+        </w:rPr>
+      </w:r>
+      <w:r>
+        <w:rPr>
+          <w:lang w:val="pt_PT" w:bidi="pt_PT"/>
+        </w:rPr>
+        <w:t xml:space="preserve">Uma </w:t>
+      </w:r>
+      <w:r>
+        <w:rPr>
+          <w:b/>
+          <w:lang w:val="pt_PT" w:bidi="pt_PT"/>
+        </w:rPr>
+        <w:t>genealogia</w:t>
+      </w:r>
+      <w:r>
+        <w:rPr>
+          <w:lang w:val="pt_PT" w:bidi="pt_PT"/>
+        </w:rPr>
+        <w:t xml:space="preserve"> é uma lista de nomes de pessoas que pertencem ao mesmo ancestral. Uma genealogia pode começar com uma pessoa e então dar uma lista dos </w:t>
+      </w:r>
+      <w:r>
+        <w:rPr>
+          <w:i/>
+          <w:lang w:val="pt_PT" w:bidi="pt_PT"/>
+        </w:rPr>
+        <w:t>descendentes</w:t>
+      </w:r>
+      <w:r>
+        <w:rPr>
+          <w:lang w:val="pt_PT" w:bidi="pt_PT"/>
+        </w:rPr>
+        <w:t xml:space="preserve"> dessa pessoa — as pessoas que vieram depois dele — ou pode começar com uma pessoa e dar uma lista dos </w:t>
+      </w:r>
+      <w:r>
+        <w:rPr>
+          <w:i/>
+          <w:lang w:val="pt_PT" w:bidi="pt_PT"/>
+        </w:rPr>
+        <w:t>ancestrais</w:t>
+      </w:r>
+      <w:r>
+        <w:rPr>
+          <w:lang w:val="pt_PT" w:bidi="pt_PT"/>
+        </w:rPr>
+        <w:t xml:space="preserve"> dessa pessoa — as pessoas que viviam antes dele.</w:t>
+      </w:r>
+    </w:p>
+    <w:p>
+      <w:pPr/>
+      <w:r>
+        <w:rPr>
+          <w:lang w:val="pt_PT" w:bidi="pt_PT"/>
+        </w:rPr>
+      </w:r>
+      <w:r>
+        <w:rPr>
+          <w:lang w:val="pt_PT" w:bidi="pt_PT"/>
+        </w:rPr>
+        <w:t xml:space="preserve">Uma genealogia pode cobrir muitas </w:t>
+      </w:r>
+      <w:hyperlink r:id="rId32">
+        <w:r>
+          <w:rPr>
+            <w:lang w:val="pt_PT" w:bidi="pt_PT"/>
+          </w:rPr>
+          <w:rPr>
+            <w:color w:val="0000EE"/>
+            <w:u w:val="single"/>
+          </w:rPr>
+          <w:t>gerações</w:t>
+        </w:r>
+      </w:hyperlink>
+      <w:r>
+        <w:rPr>
+          <w:lang w:val="pt_PT" w:bidi="pt_PT"/>
+        </w:rPr>
+        <w:t xml:space="preserve"> ao longo de um longo período de tempo. Às vezes a lista pula algumas das pessoas que viveram nessa família, para dar apenas os nomes das pessoas mais importantes. Normalmente ouvimos apenas nomes de homens, mas na Bíblia há várias genealogias onde ouvimos nomes de mulheres também. Às vezes a história de uma pessoa específica começa com uma genealogia.</w:t>
+      </w:r>
+      <w:r>
+        <w:rPr>
+          <w:lang w:val="pt_PT" w:bidi="pt_PT"/>
+        </w:rPr>
+      </w:r>
+      <w:r>
+        <w:rPr>
+          <w:lang w:val="pt_PT" w:bidi="pt_PT"/>
+        </w:rPr>
+      </w:r>
+    </w:p>
+    <w:p>
+      <w:pPr/>
+      <w:r>
+        <w:rPr>
+          <w:lang w:val="pt_PT" w:bidi="pt_PT"/>
+        </w:rPr>
+      </w:r>
+    </w:p>
+    <w:p>
+      <w:pPr>
+        <w:pStyle w:val="Heading2"/>
+      </w:pPr>
+      <w:r>
+        <w:rPr>
+          <w:lang w:val="pt_PT" w:bidi="pt_PT"/>
+        </w:rPr>
+        <w:t>genealogia</w:t>
+      </w:r>
+      <w:r>
+        <w:rPr>
+          <w:lang w:val="pt_PT" w:bidi="pt_PT"/>
+        </w:rPr>
+      </w:r>
+    </w:p>
+    <w:p>
+      <w:pPr>
+        <w:pStyle w:val="Heading4"/>
+      </w:pPr>
+      <w:r>
+        <w:rPr>
+          <w:lang w:val="pt_PT" w:bidi="pt_PT"/>
+        </w:rPr>
+        <w:t>Audio Content</w:t>
+      </w:r>
+      <w:r>
+        <w:rPr>
+          <w:lang w:val="pt_PT" w:bidi="pt_PT"/>
+        </w:rPr>
+      </w:r>
+    </w:p>
+    <w:p>
+      <w:pPr/>
+      <w:r>
+        <w:rPr>
+          <w:lang w:val="pt_PT" w:bidi="pt_PT"/>
+        </w:rPr>
+      </w:r>
+      <w:hyperlink r:id="rId21">
+        <w:r>
+          <w:rPr>
+            <w:lang w:val="pt_PT" w:bidi="pt_PT"/>
+          </w:rPr>
+          <w:rPr>
+            <w:color w:val="0000EE"/>
+            <w:u w:val="single"/>
+          </w:rPr>
+          <w:t>mp3 file</w:t>
+        </w:r>
+      </w:hyperlink>
+      <w:r>
+        <w:rPr>
+          <w:lang w:val="pt_PT" w:bidi="pt_PT"/>
+        </w:rPr>
+        <w:t xml:space="preserve"> (None KB)</w:t>
+      </w:r>
+      <w:r>
+        <w:rPr>
+          <w:lang w:val="pt_PT" w:bidi="pt_PT"/>
+        </w:rPr>
+      </w:r>
+      <w:r>
+        <w:rPr>
+          <w:lang w:val="pt_PT" w:bidi="pt_PT"/>
+        </w:rPr>
+      </w:r>
+    </w:p>
+    <w:p>
+      <w:pPr/>
+      <w:r>
+        <w:rPr>
+          <w:lang w:val="pt_PT" w:bidi="pt_PT"/>
+        </w:rPr>
+      </w:r>
+    </w:p>
+    <w:p>
+      <w:pPr>
+        <w:pStyle w:val="Heading2"/>
+      </w:pPr>
+      <w:r>
+        <w:rPr>
+          <w:lang w:val="pt_PT" w:bidi="pt_PT"/>
+        </w:rPr>
         <w:t>Gentio</w:t>
       </w:r>
       <w:r>
@@ -453,12 +1066,18 @@
         </w:rPr>
         <w:t xml:space="preserve"> vem de uma palavra que significa “povo” ou “</w:t>
       </w:r>
-      <w:r>
-        <w:rPr>
-          <w:lang w:val="pt_PT" w:bidi="pt_PT"/>
-        </w:rPr>
-        <w:t>nações</w:t>
-      </w:r>
+      <w:hyperlink r:id="rId25">
+        <w:r>
+          <w:rPr>
+            <w:lang w:val="pt_PT" w:bidi="pt_PT"/>
+          </w:rPr>
+          <w:rPr>
+            <w:color w:val="0000EE"/>
+            <w:u w:val="single"/>
+          </w:rPr>
+          <w:t>nações</w:t>
+        </w:r>
+      </w:hyperlink>
       <w:r>
         <w:rPr>
           <w:lang w:val="pt_PT" w:bidi="pt_PT"/>
@@ -479,60 +1098,90 @@
         </w:rPr>
         <w:t xml:space="preserve">No Antigo Testamento, Deus havia escolhido os </w:t>
       </w:r>
-      <w:r>
-        <w:rPr>
-          <w:lang w:val="pt_PT" w:bidi="pt_PT"/>
-        </w:rPr>
-        <w:t>israelitas</w:t>
-      </w:r>
+      <w:hyperlink r:id="rId26">
+        <w:r>
+          <w:rPr>
+            <w:lang w:val="pt_PT" w:bidi="pt_PT"/>
+          </w:rPr>
+          <w:rPr>
+            <w:color w:val="0000EE"/>
+            <w:u w:val="single"/>
+          </w:rPr>
+          <w:t>israelitas</w:t>
+        </w:r>
+      </w:hyperlink>
       <w:r>
         <w:rPr>
           <w:lang w:val="pt_PT" w:bidi="pt_PT"/>
         </w:rPr>
         <w:t xml:space="preserve"> para serem seu povo especial. Os israelitas tinham que permanecer separados das pessoas de outras nações para que os israelitas permanecessem devotos a Deus. Eles não devem começar a </w:t>
       </w:r>
-      <w:r>
-        <w:rPr>
-          <w:lang w:val="pt_PT" w:bidi="pt_PT"/>
-        </w:rPr>
-        <w:t>adorar</w:t>
-      </w:r>
+      <w:hyperlink r:id="rId33">
+        <w:r>
+          <w:rPr>
+            <w:lang w:val="pt_PT" w:bidi="pt_PT"/>
+          </w:rPr>
+          <w:rPr>
+            <w:color w:val="0000EE"/>
+            <w:u w:val="single"/>
+          </w:rPr>
+          <w:t>adorar</w:t>
+        </w:r>
+      </w:hyperlink>
       <w:r>
         <w:rPr>
           <w:lang w:val="pt_PT" w:bidi="pt_PT"/>
         </w:rPr>
         <w:t xml:space="preserve"> os </w:t>
       </w:r>
-      <w:r>
-        <w:rPr>
-          <w:lang w:val="pt_PT" w:bidi="pt_PT"/>
-        </w:rPr>
-        <w:t>ídolos</w:t>
-      </w:r>
+      <w:hyperlink r:id="rId34">
+        <w:r>
+          <w:rPr>
+            <w:lang w:val="pt_PT" w:bidi="pt_PT"/>
+          </w:rPr>
+          <w:rPr>
+            <w:color w:val="0000EE"/>
+            <w:u w:val="single"/>
+          </w:rPr>
+          <w:t>ídolos</w:t>
+        </w:r>
+      </w:hyperlink>
       <w:r>
         <w:rPr>
           <w:lang w:val="pt_PT" w:bidi="pt_PT"/>
         </w:rPr>
         <w:t xml:space="preserve"> das outras nações e seguir seus maus hábitos. No entanto, quando Deus havia feito sua </w:t>
       </w:r>
-      <w:r>
-        <w:rPr>
-          <w:lang w:val="pt_PT" w:bidi="pt_PT"/>
-        </w:rPr>
-        <w:t>aliança</w:t>
-      </w:r>
+      <w:hyperlink r:id="rId35">
+        <w:r>
+          <w:rPr>
+            <w:lang w:val="pt_PT" w:bidi="pt_PT"/>
+          </w:rPr>
+          <w:rPr>
+            <w:color w:val="0000EE"/>
+            <w:u w:val="single"/>
+          </w:rPr>
+          <w:t>aliança</w:t>
+        </w:r>
+      </w:hyperlink>
       <w:r>
         <w:rPr>
           <w:lang w:val="pt_PT" w:bidi="pt_PT"/>
         </w:rPr>
         <w:t xml:space="preserve"> com </w:t>
       </w:r>
-      <w:r>
-        <w:rPr>
-          <w:lang w:val="pt_PT" w:bidi="pt_PT"/>
-        </w:rPr>
-        <w:t>Abraão</w:t>
-      </w:r>
+      <w:hyperlink r:id="rId36">
+        <w:r>
+          <w:rPr>
+            <w:lang w:val="pt_PT" w:bidi="pt_PT"/>
+          </w:rPr>
+          <w:rPr>
+            <w:color w:val="0000EE"/>
+            <w:u w:val="single"/>
+          </w:rPr>
+          <w:t>Abraão</w:t>
+        </w:r>
+      </w:hyperlink>
       <w:r>
         <w:rPr>
           <w:lang w:val="pt_PT" w:bidi="pt_PT"/>
@@ -552,24 +1201,36 @@
         </w:rPr>
         <w:t xml:space="preserve"> as pessoas do mundo seriam </w:t>
       </w:r>
-      <w:r>
-        <w:rPr>
-          <w:lang w:val="pt_PT" w:bidi="pt_PT"/>
-        </w:rPr>
-        <w:t>abençoadas</w:t>
-      </w:r>
+      <w:hyperlink r:id="rId37">
+        <w:r>
+          <w:rPr>
+            <w:lang w:val="pt_PT" w:bidi="pt_PT"/>
+          </w:rPr>
+          <w:rPr>
+            <w:color w:val="0000EE"/>
+            <w:u w:val="single"/>
+          </w:rPr>
+          <w:t>abençoadas</w:t>
+        </w:r>
+      </w:hyperlink>
       <w:r>
         <w:rPr>
           <w:lang w:val="pt_PT" w:bidi="pt_PT"/>
         </w:rPr>
         <w:t xml:space="preserve">. Então, Deus se importava com todas as pessoas, não apenas com os israelitas, que também eram chamados de </w:t>
       </w:r>
-      <w:r>
-        <w:rPr>
-          <w:lang w:val="pt_PT" w:bidi="pt_PT"/>
-        </w:rPr>
-        <w:t>judeus</w:t>
-      </w:r>
+      <w:hyperlink r:id="rId31">
+        <w:r>
+          <w:rPr>
+            <w:lang w:val="pt_PT" w:bidi="pt_PT"/>
+          </w:rPr>
+          <w:rPr>
+            <w:color w:val="0000EE"/>
+            <w:u w:val="single"/>
+          </w:rPr>
+          <w:t>judeus</w:t>
+        </w:r>
+      </w:hyperlink>
       <w:r>
         <w:rPr>
           <w:lang w:val="pt_PT" w:bidi="pt_PT"/>
@@ -590,36 +1251,54 @@
         </w:rPr>
         <w:t xml:space="preserve">Com o tempo, os israelitas se tornaram orgulhosos de sua posição especial e desprezavam as pessoas que não eram judias. A palavra gentio começou a significar algo negativo — uma pessoa má, alguém de quem você deve ficar longe. Na época de Jesus, os romanos estavam governando o país de Israel. Portanto, muitas pessoas que não eram judias também estavam vivendo em Israel. Todas essas pessoas eram chamadas de gentios. Os judeus tinham que cooperar um pouco com os gentios, mas eles não eram amigáveis com eles. Os judeus proibiam estritamente os gentios de entrarem na área do </w:t>
       </w:r>
-      <w:r>
-        <w:rPr>
-          <w:lang w:val="pt_PT" w:bidi="pt_PT"/>
-        </w:rPr>
-        <w:t>templo</w:t>
-      </w:r>
+      <w:hyperlink r:id="rId30">
+        <w:r>
+          <w:rPr>
+            <w:lang w:val="pt_PT" w:bidi="pt_PT"/>
+          </w:rPr>
+          <w:rPr>
+            <w:color w:val="0000EE"/>
+            <w:u w:val="single"/>
+          </w:rPr>
+          <w:t>templo</w:t>
+        </w:r>
+      </w:hyperlink>
       <w:r>
         <w:rPr>
           <w:lang w:val="pt_PT" w:bidi="pt_PT"/>
         </w:rPr>
         <w:t xml:space="preserve">, e os judeus nunca comeriam junto com os gentios ou iam para dentro da casa de um gentio. Os judeus </w:t>
       </w:r>
-      <w:r>
-        <w:rPr>
-          <w:lang w:val="pt_PT" w:bidi="pt_PT"/>
-        </w:rPr>
-        <w:t>acreditavam</w:t>
-      </w:r>
+      <w:hyperlink r:id="rId38">
+        <w:r>
+          <w:rPr>
+            <w:lang w:val="pt_PT" w:bidi="pt_PT"/>
+          </w:rPr>
+          <w:rPr>
+            <w:color w:val="0000EE"/>
+            <w:u w:val="single"/>
+          </w:rPr>
+          <w:t>acreditavam</w:t>
+        </w:r>
+      </w:hyperlink>
       <w:r>
         <w:rPr>
           <w:lang w:val="pt_PT" w:bidi="pt_PT"/>
         </w:rPr>
         <w:t xml:space="preserve"> que interagir com os gentios os tornaria “</w:t>
       </w:r>
-      <w:r>
-        <w:rPr>
-          <w:lang w:val="pt_PT" w:bidi="pt_PT"/>
-        </w:rPr>
-        <w:t>impuros</w:t>
-      </w:r>
+      <w:hyperlink r:id="rId39">
+        <w:r>
+          <w:rPr>
+            <w:lang w:val="pt_PT" w:bidi="pt_PT"/>
+          </w:rPr>
+          <w:rPr>
+            <w:color w:val="0000EE"/>
+            <w:u w:val="single"/>
+          </w:rPr>
+          <w:t>impuros</w:t>
+        </w:r>
+      </w:hyperlink>
       <w:r>
         <w:rPr>
           <w:lang w:val="pt_PT" w:bidi="pt_PT"/>
@@ -640,12 +1319,18 @@
         </w:rPr>
         <w:t>Às vezes, em vez da palavra gentio, encontramos a palavra “</w:t>
       </w:r>
-      <w:r>
-        <w:rPr>
-          <w:lang w:val="pt_PT" w:bidi="pt_PT"/>
-        </w:rPr>
-        <w:t>grego</w:t>
-      </w:r>
+      <w:hyperlink r:id="rId40">
+        <w:r>
+          <w:rPr>
+            <w:lang w:val="pt_PT" w:bidi="pt_PT"/>
+          </w:rPr>
+          <w:rPr>
+            <w:color w:val="0000EE"/>
+            <w:u w:val="single"/>
+          </w:rPr>
+          <w:t>grego</w:t>
+        </w:r>
+      </w:hyperlink>
       <w:r>
         <w:rPr>
           <w:lang w:val="pt_PT" w:bidi="pt_PT"/>
@@ -679,6 +1364,82 @@
         <w:rPr>
           <w:lang w:val="pt_PT" w:bidi="pt_PT"/>
         </w:rPr>
+        <w:t>Gentio</w:t>
+      </w:r>
+      <w:r>
+        <w:rPr>
+          <w:lang w:val="pt_PT" w:bidi="pt_PT"/>
+        </w:rPr>
+      </w:r>
+    </w:p>
+    <w:p>
+      <w:pPr>
+        <w:pStyle w:val="Heading4"/>
+      </w:pPr>
+      <w:r>
+        <w:rPr>
+          <w:lang w:val="pt_PT" w:bidi="pt_PT"/>
+        </w:rPr>
+        <w:t>Audio Content</w:t>
+      </w:r>
+      <w:r>
+        <w:rPr>
+          <w:lang w:val="pt_PT" w:bidi="pt_PT"/>
+        </w:rPr>
+      </w:r>
+    </w:p>
+    <w:p>
+      <w:pPr/>
+      <w:r>
+        <w:rPr>
+          <w:lang w:val="pt_PT" w:bidi="pt_PT"/>
+        </w:rPr>
+      </w:r>
+      <w:hyperlink r:id="rId21">
+        <w:r>
+          <w:rPr>
+            <w:lang w:val="pt_PT" w:bidi="pt_PT"/>
+          </w:rPr>
+          <w:rPr>
+            <w:color w:val="0000EE"/>
+            <w:u w:val="single"/>
+          </w:rPr>
+          <w:t>mp3 file</w:t>
+        </w:r>
+      </w:hyperlink>
+      <w:r>
+        <w:rPr>
+          <w:lang w:val="pt_PT" w:bidi="pt_PT"/>
+        </w:rPr>
+        <w:t xml:space="preserve"> (None KB)</w:t>
+      </w:r>
+      <w:r>
+        <w:rPr>
+          <w:lang w:val="pt_PT" w:bidi="pt_PT"/>
+        </w:rPr>
+      </w:r>
+      <w:r>
+        <w:rPr>
+          <w:lang w:val="pt_PT" w:bidi="pt_PT"/>
+        </w:rPr>
+      </w:r>
+    </w:p>
+    <w:p>
+      <w:pPr/>
+      <w:r>
+        <w:rPr>
+          <w:lang w:val="pt_PT" w:bidi="pt_PT"/>
+        </w:rPr>
+      </w:r>
+    </w:p>
+    <w:p>
+      <w:pPr>
+        <w:pStyle w:val="Heading2"/>
+      </w:pPr>
+      <w:r>
+        <w:rPr>
+          <w:lang w:val="pt_PT" w:bidi="pt_PT"/>
+        </w:rPr>
         <w:t>gerações</w:t>
       </w:r>
       <w:r>
@@ -768,6 +1529,82 @@
         <w:rPr>
           <w:lang w:val="pt_PT" w:bidi="pt_PT"/>
         </w:rPr>
+        <w:t>gerações</w:t>
+      </w:r>
+      <w:r>
+        <w:rPr>
+          <w:lang w:val="pt_PT" w:bidi="pt_PT"/>
+        </w:rPr>
+      </w:r>
+    </w:p>
+    <w:p>
+      <w:pPr>
+        <w:pStyle w:val="Heading4"/>
+      </w:pPr>
+      <w:r>
+        <w:rPr>
+          <w:lang w:val="pt_PT" w:bidi="pt_PT"/>
+        </w:rPr>
+        <w:t>Audio Content</w:t>
+      </w:r>
+      <w:r>
+        <w:rPr>
+          <w:lang w:val="pt_PT" w:bidi="pt_PT"/>
+        </w:rPr>
+      </w:r>
+    </w:p>
+    <w:p>
+      <w:pPr/>
+      <w:r>
+        <w:rPr>
+          <w:lang w:val="pt_PT" w:bidi="pt_PT"/>
+        </w:rPr>
+      </w:r>
+      <w:hyperlink r:id="rId21">
+        <w:r>
+          <w:rPr>
+            <w:lang w:val="pt_PT" w:bidi="pt_PT"/>
+          </w:rPr>
+          <w:rPr>
+            <w:color w:val="0000EE"/>
+            <w:u w:val="single"/>
+          </w:rPr>
+          <w:t>mp3 file</w:t>
+        </w:r>
+      </w:hyperlink>
+      <w:r>
+        <w:rPr>
+          <w:lang w:val="pt_PT" w:bidi="pt_PT"/>
+        </w:rPr>
+        <w:t xml:space="preserve"> (None KB)</w:t>
+      </w:r>
+      <w:r>
+        <w:rPr>
+          <w:lang w:val="pt_PT" w:bidi="pt_PT"/>
+        </w:rPr>
+      </w:r>
+      <w:r>
+        <w:rPr>
+          <w:lang w:val="pt_PT" w:bidi="pt_PT"/>
+        </w:rPr>
+      </w:r>
+    </w:p>
+    <w:p>
+      <w:pPr/>
+      <w:r>
+        <w:rPr>
+          <w:lang w:val="pt_PT" w:bidi="pt_PT"/>
+        </w:rPr>
+      </w:r>
+    </w:p>
+    <w:p>
+      <w:pPr>
+        <w:pStyle w:val="Heading2"/>
+      </w:pPr>
+      <w:r>
+        <w:rPr>
+          <w:lang w:val="pt_PT" w:bidi="pt_PT"/>
+        </w:rPr>
         <w:t>Gerasenos</w:t>
       </w:r>
       <w:r>
@@ -789,36 +1626,54 @@
         </w:rPr>
         <w:t xml:space="preserve">Esses são nomes diferentes para uma área e cidades dentro dessa área que está localizada ao longo da costa sudeste do </w:t>
       </w:r>
-      <w:r>
-        <w:rPr>
-          <w:lang w:val="pt_PT" w:bidi="pt_PT"/>
-        </w:rPr>
-        <w:t>Mar da Galileia</w:t>
-      </w:r>
+      <w:hyperlink r:id="rId24">
+        <w:r>
+          <w:rPr>
+            <w:lang w:val="pt_PT" w:bidi="pt_PT"/>
+          </w:rPr>
+          <w:rPr>
+            <w:color w:val="0000EE"/>
+            <w:u w:val="single"/>
+          </w:rPr>
+          <w:t>Mar da Galileia</w:t>
+        </w:r>
+      </w:hyperlink>
       <w:r>
         <w:rPr>
           <w:lang w:val="pt_PT" w:bidi="pt_PT"/>
         </w:rPr>
         <w:t xml:space="preserve">. A maioria das pessoas que viviam lá não eram </w:t>
       </w:r>
-      <w:r>
-        <w:rPr>
-          <w:lang w:val="pt_PT" w:bidi="pt_PT"/>
-        </w:rPr>
-        <w:t>judias</w:t>
-      </w:r>
+      <w:hyperlink r:id="rId31">
+        <w:r>
+          <w:rPr>
+            <w:lang w:val="pt_PT" w:bidi="pt_PT"/>
+          </w:rPr>
+          <w:rPr>
+            <w:color w:val="0000EE"/>
+            <w:u w:val="single"/>
+          </w:rPr>
+          <w:t>judias</w:t>
+        </w:r>
+      </w:hyperlink>
       <w:r>
         <w:rPr>
           <w:lang w:val="pt_PT" w:bidi="pt_PT"/>
         </w:rPr>
         <w:t xml:space="preserve">. A área era parte de </w:t>
       </w:r>
-      <w:r>
-        <w:rPr>
-          <w:lang w:val="pt_PT" w:bidi="pt_PT"/>
-        </w:rPr>
-        <w:t>Decápolis</w:t>
-      </w:r>
+      <w:hyperlink r:id="rId41">
+        <w:r>
+          <w:rPr>
+            <w:lang w:val="pt_PT" w:bidi="pt_PT"/>
+          </w:rPr>
+          <w:rPr>
+            <w:color w:val="0000EE"/>
+            <w:u w:val="single"/>
+          </w:rPr>
+          <w:t>Decápolis</w:t>
+        </w:r>
+      </w:hyperlink>
       <w:r>
         <w:rPr>
           <w:lang w:val="pt_PT" w:bidi="pt_PT"/>
@@ -852,6 +1707,82 @@
         <w:rPr>
           <w:lang w:val="pt_PT" w:bidi="pt_PT"/>
         </w:rPr>
+        <w:t>Gerasenos</w:t>
+      </w:r>
+      <w:r>
+        <w:rPr>
+          <w:lang w:val="pt_PT" w:bidi="pt_PT"/>
+        </w:rPr>
+      </w:r>
+    </w:p>
+    <w:p>
+      <w:pPr>
+        <w:pStyle w:val="Heading4"/>
+      </w:pPr>
+      <w:r>
+        <w:rPr>
+          <w:lang w:val="pt_PT" w:bidi="pt_PT"/>
+        </w:rPr>
+        <w:t>Audio Content</w:t>
+      </w:r>
+      <w:r>
+        <w:rPr>
+          <w:lang w:val="pt_PT" w:bidi="pt_PT"/>
+        </w:rPr>
+      </w:r>
+    </w:p>
+    <w:p>
+      <w:pPr/>
+      <w:r>
+        <w:rPr>
+          <w:lang w:val="pt_PT" w:bidi="pt_PT"/>
+        </w:rPr>
+      </w:r>
+      <w:hyperlink r:id="rId21">
+        <w:r>
+          <w:rPr>
+            <w:lang w:val="pt_PT" w:bidi="pt_PT"/>
+          </w:rPr>
+          <w:rPr>
+            <w:color w:val="0000EE"/>
+            <w:u w:val="single"/>
+          </w:rPr>
+          <w:t>mp3 file</w:t>
+        </w:r>
+      </w:hyperlink>
+      <w:r>
+        <w:rPr>
+          <w:lang w:val="pt_PT" w:bidi="pt_PT"/>
+        </w:rPr>
+        <w:t xml:space="preserve"> (None KB)</w:t>
+      </w:r>
+      <w:r>
+        <w:rPr>
+          <w:lang w:val="pt_PT" w:bidi="pt_PT"/>
+        </w:rPr>
+      </w:r>
+      <w:r>
+        <w:rPr>
+          <w:lang w:val="pt_PT" w:bidi="pt_PT"/>
+        </w:rPr>
+      </w:r>
+    </w:p>
+    <w:p>
+      <w:pPr/>
+      <w:r>
+        <w:rPr>
+          <w:lang w:val="pt_PT" w:bidi="pt_PT"/>
+        </w:rPr>
+      </w:r>
+    </w:p>
+    <w:p>
+      <w:pPr>
+        <w:pStyle w:val="Heading2"/>
+      </w:pPr>
+      <w:r>
+        <w:rPr>
+          <w:lang w:val="pt_PT" w:bidi="pt_PT"/>
+        </w:rPr>
         <w:t>glória</w:t>
       </w:r>
       <w:r>
@@ -981,6 +1912,82 @@
         <w:rPr>
           <w:lang w:val="pt_PT" w:bidi="pt_PT"/>
         </w:rPr>
+        <w:t>glória</w:t>
+      </w:r>
+      <w:r>
+        <w:rPr>
+          <w:lang w:val="pt_PT" w:bidi="pt_PT"/>
+        </w:rPr>
+      </w:r>
+    </w:p>
+    <w:p>
+      <w:pPr>
+        <w:pStyle w:val="Heading4"/>
+      </w:pPr>
+      <w:r>
+        <w:rPr>
+          <w:lang w:val="pt_PT" w:bidi="pt_PT"/>
+        </w:rPr>
+        <w:t>Audio Content</w:t>
+      </w:r>
+      <w:r>
+        <w:rPr>
+          <w:lang w:val="pt_PT" w:bidi="pt_PT"/>
+        </w:rPr>
+      </w:r>
+    </w:p>
+    <w:p>
+      <w:pPr/>
+      <w:r>
+        <w:rPr>
+          <w:lang w:val="pt_PT" w:bidi="pt_PT"/>
+        </w:rPr>
+      </w:r>
+      <w:hyperlink r:id="rId21">
+        <w:r>
+          <w:rPr>
+            <w:lang w:val="pt_PT" w:bidi="pt_PT"/>
+          </w:rPr>
+          <w:rPr>
+            <w:color w:val="0000EE"/>
+            <w:u w:val="single"/>
+          </w:rPr>
+          <w:t>mp3 file</w:t>
+        </w:r>
+      </w:hyperlink>
+      <w:r>
+        <w:rPr>
+          <w:lang w:val="pt_PT" w:bidi="pt_PT"/>
+        </w:rPr>
+        <w:t xml:space="preserve"> (None KB)</w:t>
+      </w:r>
+      <w:r>
+        <w:rPr>
+          <w:lang w:val="pt_PT" w:bidi="pt_PT"/>
+        </w:rPr>
+      </w:r>
+      <w:r>
+        <w:rPr>
+          <w:lang w:val="pt_PT" w:bidi="pt_PT"/>
+        </w:rPr>
+      </w:r>
+    </w:p>
+    <w:p>
+      <w:pPr/>
+      <w:r>
+        <w:rPr>
+          <w:lang w:val="pt_PT" w:bidi="pt_PT"/>
+        </w:rPr>
+      </w:r>
+    </w:p>
+    <w:p>
+      <w:pPr>
+        <w:pStyle w:val="Heading2"/>
+      </w:pPr>
+      <w:r>
+        <w:rPr>
+          <w:lang w:val="pt_PT" w:bidi="pt_PT"/>
+        </w:rPr>
         <w:t>glorificar</w:t>
       </w:r>
       <w:r>
@@ -1002,12 +2009,18 @@
         </w:rPr>
         <w:t xml:space="preserve">A </w:t>
       </w:r>
-      <w:r>
-        <w:rPr>
-          <w:lang w:val="pt_PT" w:bidi="pt_PT"/>
-        </w:rPr>
-        <w:t>glória</w:t>
-      </w:r>
+      <w:hyperlink r:id="rId42">
+        <w:r>
+          <w:rPr>
+            <w:lang w:val="pt_PT" w:bidi="pt_PT"/>
+          </w:rPr>
+          <w:rPr>
+            <w:color w:val="0000EE"/>
+            <w:u w:val="single"/>
+          </w:rPr>
+          <w:t>glória</w:t>
+        </w:r>
+      </w:hyperlink>
       <w:r>
         <w:rPr>
           <w:lang w:val="pt_PT" w:bidi="pt_PT"/>
@@ -1041,12 +2054,18 @@
         </w:rPr>
         <w:t xml:space="preserve"> glória a Deus elas </w:t>
       </w:r>
-      <w:r>
-        <w:rPr>
-          <w:lang w:val="pt_PT" w:bidi="pt_PT"/>
-        </w:rPr>
-        <w:t>louvam</w:t>
-      </w:r>
+      <w:hyperlink r:id="rId43">
+        <w:r>
+          <w:rPr>
+            <w:lang w:val="pt_PT" w:bidi="pt_PT"/>
+          </w:rPr>
+          <w:rPr>
+            <w:color w:val="0000EE"/>
+            <w:u w:val="single"/>
+          </w:rPr>
+          <w:t>louvam</w:t>
+        </w:r>
+      </w:hyperlink>
       <w:r>
         <w:rPr>
           <w:lang w:val="pt_PT" w:bidi="pt_PT"/>
@@ -1121,6 +2140,301 @@
         <w:rPr>
           <w:lang w:val="pt_PT" w:bidi="pt_PT"/>
         </w:rPr>
+        <w:t>glorificar</w:t>
+      </w:r>
+      <w:r>
+        <w:rPr>
+          <w:lang w:val="pt_PT" w:bidi="pt_PT"/>
+        </w:rPr>
+      </w:r>
+    </w:p>
+    <w:p>
+      <w:pPr>
+        <w:pStyle w:val="Heading4"/>
+      </w:pPr>
+      <w:r>
+        <w:rPr>
+          <w:lang w:val="pt_PT" w:bidi="pt_PT"/>
+        </w:rPr>
+        <w:t>Audio Content</w:t>
+      </w:r>
+      <w:r>
+        <w:rPr>
+          <w:lang w:val="pt_PT" w:bidi="pt_PT"/>
+        </w:rPr>
+      </w:r>
+    </w:p>
+    <w:p>
+      <w:pPr/>
+      <w:r>
+        <w:rPr>
+          <w:lang w:val="pt_PT" w:bidi="pt_PT"/>
+        </w:rPr>
+      </w:r>
+      <w:hyperlink r:id="rId21">
+        <w:r>
+          <w:rPr>
+            <w:lang w:val="pt_PT" w:bidi="pt_PT"/>
+          </w:rPr>
+          <w:rPr>
+            <w:color w:val="0000EE"/>
+            <w:u w:val="single"/>
+          </w:rPr>
+          <w:t>mp3 file</w:t>
+        </w:r>
+      </w:hyperlink>
+      <w:r>
+        <w:rPr>
+          <w:lang w:val="pt_PT" w:bidi="pt_PT"/>
+        </w:rPr>
+        <w:t xml:space="preserve"> (None KB)</w:t>
+      </w:r>
+      <w:r>
+        <w:rPr>
+          <w:lang w:val="pt_PT" w:bidi="pt_PT"/>
+        </w:rPr>
+      </w:r>
+      <w:r>
+        <w:rPr>
+          <w:lang w:val="pt_PT" w:bidi="pt_PT"/>
+        </w:rPr>
+      </w:r>
+    </w:p>
+    <w:p>
+      <w:pPr/>
+      <w:r>
+        <w:rPr>
+          <w:lang w:val="pt_PT" w:bidi="pt_PT"/>
+        </w:rPr>
+      </w:r>
+    </w:p>
+    <w:p>
+      <w:pPr>
+        <w:pStyle w:val="Heading2"/>
+      </w:pPr>
+      <w:r>
+        <w:rPr>
+          <w:lang w:val="pt_PT" w:bidi="pt_PT"/>
+        </w:rPr>
+        <w:t>graça</w:t>
+      </w:r>
+      <w:r>
+        <w:rPr>
+          <w:lang w:val="pt_PT" w:bidi="pt_PT"/>
+        </w:rPr>
+      </w:r>
+    </w:p>
+    <w:p>
+      <w:pPr/>
+      <w:r>
+        <w:rPr>
+          <w:lang w:val="pt_PT" w:bidi="pt_PT"/>
+        </w:rPr>
+      </w:r>
+      <w:r>
+        <w:rPr>
+          <w:lang w:val="pt_PT" w:bidi="pt_PT"/>
+        </w:rPr>
+        <w:t>Quando alguém nos mostra graça, ele faz algo de bom por nós, ou nos dá algo de bom que não merecemos.</w:t>
+      </w:r>
+    </w:p>
+    <w:p>
+      <w:pPr/>
+      <w:r>
+        <w:rPr>
+          <w:lang w:val="pt_PT" w:bidi="pt_PT"/>
+        </w:rPr>
+      </w:r>
+      <w:r>
+        <w:rPr>
+          <w:lang w:val="pt_PT" w:bidi="pt_PT"/>
+        </w:rPr>
+        <w:t xml:space="preserve">Deus mostra graça às pessoas quando Ele as </w:t>
+      </w:r>
+      <w:hyperlink r:id="rId44">
+        <w:r>
+          <w:rPr>
+            <w:lang w:val="pt_PT" w:bidi="pt_PT"/>
+          </w:rPr>
+          <w:rPr>
+            <w:color w:val="0000EE"/>
+            <w:u w:val="single"/>
+          </w:rPr>
+          <w:t>perdoa</w:t>
+        </w:r>
+      </w:hyperlink>
+      <w:r>
+        <w:rPr>
+          <w:lang w:val="pt_PT" w:bidi="pt_PT"/>
+        </w:rPr>
+        <w:t xml:space="preserve"> por seus </w:t>
+      </w:r>
+      <w:hyperlink r:id="rId45">
+        <w:r>
+          <w:rPr>
+            <w:lang w:val="pt_PT" w:bidi="pt_PT"/>
+          </w:rPr>
+          <w:rPr>
+            <w:color w:val="0000EE"/>
+            <w:u w:val="single"/>
+          </w:rPr>
+          <w:t>pecados</w:t>
+        </w:r>
+      </w:hyperlink>
+      <w:r>
+        <w:rPr>
+          <w:lang w:val="pt_PT" w:bidi="pt_PT"/>
+        </w:rPr>
+        <w:t>, e as torna seus filhos. As pessoas merecem ser separadas de Deus por causa de sua desobediência, mas Deus ama as pessoas tanto que ele quer perdoá-las. Portanto, Deus faz algo de bom para as pessoas que elas não merecem: ele as perdoa. Isso é graça.</w:t>
+      </w:r>
+    </w:p>
+    <w:p>
+      <w:pPr/>
+      <w:r>
+        <w:rPr>
+          <w:lang w:val="pt_PT" w:bidi="pt_PT"/>
+        </w:rPr>
+      </w:r>
+      <w:r>
+        <w:rPr>
+          <w:lang w:val="pt_PT" w:bidi="pt_PT"/>
+        </w:rPr>
+        <w:t xml:space="preserve">Às vezes graça significa algo de bom que Deus fez para uma pessoa em particular ou algo de bom que ele deu a ela. Por exemplo, Paulo diz que Deus deu </w:t>
+      </w:r>
+      <w:r>
+        <w:rPr>
+          <w:i/>
+          <w:lang w:val="pt_PT" w:bidi="pt_PT"/>
+        </w:rPr>
+        <w:t>graça</w:t>
+      </w:r>
+      <w:r>
+        <w:rPr>
+          <w:lang w:val="pt_PT" w:bidi="pt_PT"/>
+        </w:rPr>
+        <w:t xml:space="preserve"> a Paulo para se tornar um </w:t>
+      </w:r>
+      <w:hyperlink r:id="rId46">
+        <w:r>
+          <w:rPr>
+            <w:lang w:val="pt_PT" w:bidi="pt_PT"/>
+          </w:rPr>
+          <w:rPr>
+            <w:color w:val="0000EE"/>
+            <w:u w:val="single"/>
+          </w:rPr>
+          <w:t>apóstolo</w:t>
+        </w:r>
+      </w:hyperlink>
+      <w:r>
+        <w:rPr>
+          <w:lang w:val="pt_PT" w:bidi="pt_PT"/>
+        </w:rPr>
+        <w:t>. Paulo não merecia se tornar um apóstolo, mas mesmo assim Deus o fez um apóstolo. Deus lhe mostrou graça.</w:t>
+      </w:r>
+      <w:r>
+        <w:rPr>
+          <w:lang w:val="pt_PT" w:bidi="pt_PT"/>
+        </w:rPr>
+      </w:r>
+      <w:r>
+        <w:rPr>
+          <w:lang w:val="pt_PT" w:bidi="pt_PT"/>
+        </w:rPr>
+      </w:r>
+    </w:p>
+    <w:p>
+      <w:pPr/>
+      <w:r>
+        <w:rPr>
+          <w:lang w:val="pt_PT" w:bidi="pt_PT"/>
+        </w:rPr>
+      </w:r>
+    </w:p>
+    <w:p>
+      <w:pPr>
+        <w:pStyle w:val="Heading2"/>
+      </w:pPr>
+      <w:r>
+        <w:rPr>
+          <w:lang w:val="pt_PT" w:bidi="pt_PT"/>
+        </w:rPr>
+        <w:t>graça</w:t>
+      </w:r>
+      <w:r>
+        <w:rPr>
+          <w:lang w:val="pt_PT" w:bidi="pt_PT"/>
+        </w:rPr>
+      </w:r>
+    </w:p>
+    <w:p>
+      <w:pPr>
+        <w:pStyle w:val="Heading4"/>
+      </w:pPr>
+      <w:r>
+        <w:rPr>
+          <w:lang w:val="pt_PT" w:bidi="pt_PT"/>
+        </w:rPr>
+        <w:t>Audio Content</w:t>
+      </w:r>
+      <w:r>
+        <w:rPr>
+          <w:lang w:val="pt_PT" w:bidi="pt_PT"/>
+        </w:rPr>
+      </w:r>
+    </w:p>
+    <w:p>
+      <w:pPr/>
+      <w:r>
+        <w:rPr>
+          <w:lang w:val="pt_PT" w:bidi="pt_PT"/>
+        </w:rPr>
+      </w:r>
+      <w:hyperlink r:id="rId21">
+        <w:r>
+          <w:rPr>
+            <w:lang w:val="pt_PT" w:bidi="pt_PT"/>
+          </w:rPr>
+          <w:rPr>
+            <w:color w:val="0000EE"/>
+            <w:u w:val="single"/>
+          </w:rPr>
+          <w:t>mp3 file</w:t>
+        </w:r>
+      </w:hyperlink>
+      <w:r>
+        <w:rPr>
+          <w:lang w:val="pt_PT" w:bidi="pt_PT"/>
+        </w:rPr>
+        <w:t xml:space="preserve"> (None KB)</w:t>
+      </w:r>
+      <w:r>
+        <w:rPr>
+          <w:lang w:val="pt_PT" w:bidi="pt_PT"/>
+        </w:rPr>
+      </w:r>
+      <w:r>
+        <w:rPr>
+          <w:lang w:val="pt_PT" w:bidi="pt_PT"/>
+        </w:rPr>
+      </w:r>
+    </w:p>
+    <w:p>
+      <w:pPr/>
+      <w:r>
+        <w:rPr>
+          <w:lang w:val="pt_PT" w:bidi="pt_PT"/>
+        </w:rPr>
+      </w:r>
+    </w:p>
+    <w:p>
+      <w:pPr>
+        <w:pStyle w:val="Heading2"/>
+      </w:pPr>
+      <w:r>
+        <w:rPr>
+          <w:lang w:val="pt_PT" w:bidi="pt_PT"/>
+        </w:rPr>
         <w:t>gregos</w:t>
       </w:r>
       <w:r>
@@ -1155,24 +2469,36 @@
         </w:rPr>
         <w:t xml:space="preserve">. A Grécia é o país que está na parte sul da área que agora chamamos de Europa. Várias centenas de anos antes do nascimento de Cristo, a Grécia era a </w:t>
       </w:r>
-      <w:r>
-        <w:rPr>
-          <w:lang w:val="pt_PT" w:bidi="pt_PT"/>
-        </w:rPr>
-        <w:t>nação</w:t>
-      </w:r>
+      <w:hyperlink r:id="rId25">
+        <w:r>
+          <w:rPr>
+            <w:lang w:val="pt_PT" w:bidi="pt_PT"/>
+          </w:rPr>
+          <w:rPr>
+            <w:color w:val="0000EE"/>
+            <w:u w:val="single"/>
+          </w:rPr>
+          <w:t>nação</w:t>
+        </w:r>
+      </w:hyperlink>
       <w:r>
         <w:rPr>
           <w:lang w:val="pt_PT" w:bidi="pt_PT"/>
         </w:rPr>
         <w:t xml:space="preserve"> mais poderosa na área, e os gregos estavam governando sobre um território muito grande. Esse território também incluía </w:t>
       </w:r>
-      <w:r>
-        <w:rPr>
-          <w:lang w:val="pt_PT" w:bidi="pt_PT"/>
-        </w:rPr>
-        <w:t>Israel</w:t>
-      </w:r>
+      <w:hyperlink r:id="rId22">
+        <w:r>
+          <w:rPr>
+            <w:lang w:val="pt_PT" w:bidi="pt_PT"/>
+          </w:rPr>
+          <w:rPr>
+            <w:color w:val="0000EE"/>
+            <w:u w:val="single"/>
+          </w:rPr>
+          <w:t>Israel</w:t>
+        </w:r>
+      </w:hyperlink>
       <w:r>
         <w:rPr>
           <w:lang w:val="pt_PT" w:bidi="pt_PT"/>
@@ -1193,24 +2519,36 @@
         </w:rPr>
         <w:t xml:space="preserve">A cultura grega tinha muita influência sobre outros países. Muitas pessoas adotaram os costumes gregos e começaram a falar o idioma grego. Algumas pessoas até </w:t>
       </w:r>
-      <w:r>
-        <w:rPr>
-          <w:lang w:val="pt_PT" w:bidi="pt_PT"/>
-        </w:rPr>
-        <w:t>adoravam</w:t>
-      </w:r>
+      <w:hyperlink r:id="rId33">
+        <w:r>
+          <w:rPr>
+            <w:lang w:val="pt_PT" w:bidi="pt_PT"/>
+          </w:rPr>
+          <w:rPr>
+            <w:color w:val="0000EE"/>
+            <w:u w:val="single"/>
+          </w:rPr>
+          <w:t>adoravam</w:t>
+        </w:r>
+      </w:hyperlink>
       <w:r>
         <w:rPr>
           <w:lang w:val="pt_PT" w:bidi="pt_PT"/>
         </w:rPr>
         <w:t xml:space="preserve"> os deuses gregos. Durante esse tempo, até mesmo muitos </w:t>
       </w:r>
-      <w:r>
-        <w:rPr>
-          <w:lang w:val="pt_PT" w:bidi="pt_PT"/>
-        </w:rPr>
-        <w:t>judeus</w:t>
-      </w:r>
+      <w:hyperlink r:id="rId31">
+        <w:r>
+          <w:rPr>
+            <w:lang w:val="pt_PT" w:bidi="pt_PT"/>
+          </w:rPr>
+          <w:rPr>
+            <w:color w:val="0000EE"/>
+            <w:u w:val="single"/>
+          </w:rPr>
+          <w:t>judeus</w:t>
+        </w:r>
+      </w:hyperlink>
       <w:r>
         <w:rPr>
           <w:lang w:val="pt_PT" w:bidi="pt_PT"/>
@@ -1259,29 +2597,117 @@
         </w:rPr>
         <w:t xml:space="preserve">No Novo Testamento, o termo grego pode, portanto, se referir às pessoas que pertenciam ao país da Grécia, ou pode se referir às pessoas que haviam adotado a cultura e o idioma gregos. Um bom judeu não adotaria a cultura grega, que envolvia a adoração de </w:t>
       </w:r>
-      <w:r>
-        <w:rPr>
-          <w:lang w:val="pt_PT" w:bidi="pt_PT"/>
-        </w:rPr>
-        <w:t>ídolo</w:t>
-      </w:r>
+      <w:hyperlink r:id="rId34">
+        <w:r>
+          <w:rPr>
+            <w:lang w:val="pt_PT" w:bidi="pt_PT"/>
+          </w:rPr>
+          <w:rPr>
+            <w:color w:val="0000EE"/>
+            <w:u w:val="single"/>
+          </w:rPr>
+          <w:t>ídolo</w:t>
+        </w:r>
+      </w:hyperlink>
       <w:r>
         <w:rPr>
           <w:lang w:val="pt_PT" w:bidi="pt_PT"/>
         </w:rPr>
         <w:t xml:space="preserve">, e, portanto, a palavra grego começou a ser usada no significado de “qualquer pessoa que não é um judeu”. Nesse sentido, às vezes a palavra “grego” pode significar o mesmo que a palavra </w:t>
       </w:r>
-      <w:r>
-        <w:rPr>
-          <w:lang w:val="pt_PT" w:bidi="pt_PT"/>
-        </w:rPr>
-        <w:t>gentio</w:t>
-      </w:r>
+      <w:hyperlink r:id="rId47">
+        <w:r>
+          <w:rPr>
+            <w:lang w:val="pt_PT" w:bidi="pt_PT"/>
+          </w:rPr>
+          <w:rPr>
+            <w:color w:val="0000EE"/>
+            <w:u w:val="single"/>
+          </w:rPr>
+          <w:t>gentio</w:t>
+        </w:r>
+      </w:hyperlink>
       <w:r>
         <w:rPr>
           <w:lang w:val="pt_PT" w:bidi="pt_PT"/>
         </w:rPr>
         <w:t>.</w:t>
+      </w:r>
+      <w:r>
+        <w:rPr>
+          <w:lang w:val="pt_PT" w:bidi="pt_PT"/>
+        </w:rPr>
+      </w:r>
+      <w:r>
+        <w:rPr>
+          <w:lang w:val="pt_PT" w:bidi="pt_PT"/>
+        </w:rPr>
+      </w:r>
+    </w:p>
+    <w:p>
+      <w:pPr/>
+      <w:r>
+        <w:rPr>
+          <w:lang w:val="pt_PT" w:bidi="pt_PT"/>
+        </w:rPr>
+      </w:r>
+    </w:p>
+    <w:p>
+      <w:pPr>
+        <w:pStyle w:val="Heading2"/>
+      </w:pPr>
+      <w:r>
+        <w:rPr>
+          <w:lang w:val="pt_PT" w:bidi="pt_PT"/>
+        </w:rPr>
+        <w:t>gregos</w:t>
+      </w:r>
+      <w:r>
+        <w:rPr>
+          <w:lang w:val="pt_PT" w:bidi="pt_PT"/>
+        </w:rPr>
+      </w:r>
+    </w:p>
+    <w:p>
+      <w:pPr>
+        <w:pStyle w:val="Heading4"/>
+      </w:pPr>
+      <w:r>
+        <w:rPr>
+          <w:lang w:val="pt_PT" w:bidi="pt_PT"/>
+        </w:rPr>
+        <w:t>Audio Content</w:t>
+      </w:r>
+      <w:r>
+        <w:rPr>
+          <w:lang w:val="pt_PT" w:bidi="pt_PT"/>
+        </w:rPr>
+      </w:r>
+    </w:p>
+    <w:p>
+      <w:pPr/>
+      <w:r>
+        <w:rPr>
+          <w:lang w:val="pt_PT" w:bidi="pt_PT"/>
+        </w:rPr>
+      </w:r>
+      <w:hyperlink r:id="rId21">
+        <w:r>
+          <w:rPr>
+            <w:lang w:val="pt_PT" w:bidi="pt_PT"/>
+          </w:rPr>
+          <w:rPr>
+            <w:color w:val="0000EE"/>
+            <w:u w:val="single"/>
+          </w:rPr>
+          <w:t>mp3 file</w:t>
+        </w:r>
+      </w:hyperlink>
+      <w:r>
+        <w:rPr>
+          <w:lang w:val="pt_PT" w:bidi="pt_PT"/>
+        </w:rPr>
+        <w:t xml:space="preserve"> (None KB)</w:t>
       </w:r>
       <w:r>
         <w:rPr>

--- a/por/docx/007.content.docx
+++ b/por/docx/007.content.docx
@@ -39,80 +39,37 @@
           <w:b/>
           <w:lang w:val="pt_PT" w:bidi="pt_PT"/>
         </w:rPr>
-        <w:t>Familiarization, Internalization, Articulation (Fia) Terms</w:t>
-      </w:r>
-      <w:r>
-        <w:rPr>
-          <w:lang w:val="pt_PT" w:bidi="pt_PT"/>
-        </w:rPr>
-        <w:t xml:space="preserve"> (Portuguese) is based on: </w:t>
-      </w:r>
-      <w:r>
-        <w:rPr>
-          <w:lang w:val="pt_PT" w:bidi="pt_PT"/>
-        </w:rPr>
-        <w:t>Familiarization, Internalization, Articulation (Fia) Terms</w:t>
-      </w:r>
-      <w:r>
-        <w:rPr>
-          <w:lang w:val="pt_PT" w:bidi="pt_PT"/>
-        </w:rPr>
-        <w:t xml:space="preserve">, </w:t>
-      </w:r>
-      <w:hyperlink r:id="rId13">
-        <w:r>
-          <w:rPr>
-            <w:lang w:val="pt_PT" w:bidi="pt_PT"/>
-          </w:rPr>
-          <w:rPr>
-            <w:color w:val="0000EE"/>
-            <w:u w:val="single"/>
-          </w:rPr>
-          <w:t>SRV Partners</w:t>
-        </w:r>
-      </w:hyperlink>
-      <w:r>
-        <w:rPr>
-          <w:lang w:val="pt_PT" w:bidi="pt_PT"/>
-        </w:rPr>
-        <w:t xml:space="preserve">, 2023, which is licensed under a </w:t>
-      </w:r>
-      <w:hyperlink r:id="rId14">
-        <w:r>
-          <w:rPr>
-            <w:lang w:val="pt_PT" w:bidi="pt_PT"/>
-          </w:rPr>
-          <w:rPr>
-            <w:color w:val="0000EE"/>
-            <w:u w:val="single"/>
-          </w:rPr>
-          <w:t>CC BY-SA 4.0 license</w:t>
-        </w:r>
-      </w:hyperlink>
-      <w:r>
-        <w:rPr>
-          <w:lang w:val="pt_PT" w:bidi="pt_PT"/>
-        </w:rPr>
-        <w:t>.</w:t>
-      </w:r>
-      <w:r>
-        <w:rPr>
-          <w:lang w:val="pt_PT" w:bidi="pt_PT"/>
-        </w:rPr>
-      </w:r>
-    </w:p>
-    <w:p>
-      <w:pPr/>
-      <w:r>
-        <w:rPr>
-          <w:lang w:val="pt_PT" w:bidi="pt_PT"/>
-        </w:rPr>
-      </w:r>
-      <w:r>
-        <w:rPr>
-          <w:lang w:val="pt_PT" w:bidi="pt_PT"/>
-        </w:rPr>
-        <w:t>This PDF version is provided under the same license.</w:t>
+        <w:t>Familiarization, Internalization, Articulation (FIA) Key Terms</w:t>
+      </w:r>
+      <w:r>
+        <w:rPr>
+          <w:lang w:val="pt_PT" w:bidi="pt_PT"/>
+        </w:rPr>
+        <w:t xml:space="preserve"> © 2023 SRV Partners Released under CC BY-SA 4.0 license. </w:t>
+      </w:r>
+      <w:r>
+        <w:rPr>
+          <w:lang w:val="pt_PT" w:bidi="pt_PT"/>
+        </w:rPr>
+        <w:t>Familiarization, Internalization, Articulation (FIA) Key Terms</w:t>
+      </w:r>
+      <w:r>
+        <w:rPr>
+          <w:lang w:val="pt_PT" w:bidi="pt_PT"/>
+        </w:rPr>
+        <w:t xml:space="preserve"> has been adapted in the following languages Tok Pisin, عربي, Français, हिंदी, Bahasa Indonesia, Português, Русский, Español, Kiswahili, 简体中文 from </w:t>
+      </w:r>
+      <w:r>
+        <w:rPr>
+          <w:lang w:val="pt_PT" w:bidi="pt_PT"/>
+        </w:rPr>
+        <w:t>Familiarization, Internalization, Articulation (FIA)</w:t>
+      </w:r>
+      <w:r>
+        <w:rPr>
+          <w:lang w:val="pt_PT" w:bidi="pt_PT"/>
+        </w:rPr>
+        <w:t xml:space="preserve"> © 2023 SRV Partners. Released under CC BY-SA 4.0 license by Mission Mutual</w:t>
       </w:r>
       <w:r>
         <w:rPr>
@@ -261,7 +218,7 @@
         </w:rPr>
         <w:t xml:space="preserve"> é o nome de um arcanjo. Um arcanjo é um </w:t>
       </w:r>
-      <w:hyperlink r:id="rId15">
+      <w:hyperlink r:id="rId13">
         <w:r>
           <w:rPr>
             <w:lang w:val="pt_PT" w:bidi="pt_PT"/>
@@ -279,7 +236,7 @@
         </w:rPr>
         <w:t xml:space="preserve"> com </w:t>
       </w:r>
-      <w:hyperlink r:id="rId16">
+      <w:hyperlink r:id="rId14">
         <w:r>
           <w:rPr>
             <w:lang w:val="pt_PT" w:bidi="pt_PT"/>
@@ -297,7 +254,7 @@
         </w:rPr>
         <w:t xml:space="preserve"> especial. A Bíblia menciona dois arcanjos pelo nome: Gabriel e Miguel. No Antigo Testamento, Gabriel explica a Daniel o significado das </w:t>
       </w:r>
-      <w:hyperlink r:id="rId17">
+      <w:hyperlink r:id="rId15">
         <w:r>
           <w:rPr>
             <w:lang w:val="pt_PT" w:bidi="pt_PT"/>
@@ -315,7 +272,7 @@
         </w:rPr>
         <w:t xml:space="preserve"> de Daniel. No Novo Testamento, Gabriel aparece a Zacarias para dizer a ele que sua esposa dará à luz um filho, mesmo que ela já seja velha. Essa criança se tornaria </w:t>
       </w:r>
-      <w:hyperlink r:id="rId18">
+      <w:hyperlink r:id="rId16">
         <w:r>
           <w:rPr>
             <w:lang w:val="pt_PT" w:bidi="pt_PT"/>
@@ -333,7 +290,7 @@
         </w:rPr>
         <w:t xml:space="preserve">. Pouco depois disso, Gabriel aparece à virgem </w:t>
       </w:r>
-      <w:hyperlink r:id="rId19">
+      <w:hyperlink r:id="rId17">
         <w:r>
           <w:rPr>
             <w:lang w:val="pt_PT" w:bidi="pt_PT"/>
@@ -351,7 +308,7 @@
         </w:rPr>
         <w:t xml:space="preserve"> e diz a ela que ela ficará grávida pelo poder de Deus. O filho que ela teria será rei para sempre, e ele será o </w:t>
       </w:r>
-      <w:hyperlink r:id="rId20">
+      <w:hyperlink r:id="rId18">
         <w:r>
           <w:rPr>
             <w:lang w:val="pt_PT" w:bidi="pt_PT"/>
@@ -427,7 +384,7 @@
           <w:lang w:val="pt_PT" w:bidi="pt_PT"/>
         </w:rPr>
       </w:r>
-      <w:hyperlink r:id="rId21">
+      <w:hyperlink r:id="rId19">
         <w:r>
           <w:rPr>
             <w:lang w:val="pt_PT" w:bidi="pt_PT"/>
@@ -500,7 +457,7 @@
         </w:rPr>
         <w:t xml:space="preserve"> é o nome de uma região no norte de </w:t>
       </w:r>
-      <w:hyperlink r:id="rId22">
+      <w:hyperlink r:id="rId20">
         <w:r>
           <w:rPr>
             <w:lang w:val="pt_PT" w:bidi="pt_PT"/>
@@ -518,7 +475,7 @@
         </w:rPr>
         <w:t xml:space="preserve">. Jesus cresceu na Galileia e fez grande parte de sua obra de pregação na Galileia. A maioria dos </w:t>
       </w:r>
-      <w:hyperlink r:id="rId23">
+      <w:hyperlink r:id="rId21">
         <w:r>
           <w:rPr>
             <w:lang w:val="pt_PT" w:bidi="pt_PT"/>
@@ -536,7 +493,7 @@
         </w:rPr>
         <w:t xml:space="preserve"> de Jesus veio da Galileia. A maioria das partes da Galileia é montanhosa, com montanhas baixas. Para o leste, ou direita, da Galileia está um grande lago que é chamado de </w:t>
       </w:r>
-      <w:hyperlink r:id="rId24">
+      <w:hyperlink r:id="rId22">
         <w:r>
           <w:rPr>
             <w:lang w:val="pt_PT" w:bidi="pt_PT"/>
@@ -594,7 +551,7 @@
         </w:rPr>
         <w:t xml:space="preserve">Na época de Jesus, Israel não era uma </w:t>
       </w:r>
-      <w:hyperlink r:id="rId25">
+      <w:hyperlink r:id="rId23">
         <w:r>
           <w:rPr>
             <w:lang w:val="pt_PT" w:bidi="pt_PT"/>
@@ -612,7 +569,7 @@
         </w:rPr>
         <w:t xml:space="preserve"> independente. Os </w:t>
       </w:r>
-      <w:hyperlink r:id="rId26">
+      <w:hyperlink r:id="rId24">
         <w:r>
           <w:rPr>
             <w:lang w:val="pt_PT" w:bidi="pt_PT"/>
@@ -644,7 +601,7 @@
         </w:rPr>
         <w:t xml:space="preserve">Outras províncias em Israel eram a </w:t>
       </w:r>
-      <w:hyperlink r:id="rId27">
+      <w:hyperlink r:id="rId25">
         <w:r>
           <w:rPr>
             <w:lang w:val="pt_PT" w:bidi="pt_PT"/>
@@ -662,7 +619,7 @@
         </w:rPr>
         <w:t xml:space="preserve"> e a </w:t>
       </w:r>
-      <w:hyperlink r:id="rId28">
+      <w:hyperlink r:id="rId26">
         <w:r>
           <w:rPr>
             <w:lang w:val="pt_PT" w:bidi="pt_PT"/>
@@ -680,7 +637,7 @@
         </w:rPr>
         <w:t xml:space="preserve">. A Galileia estava no norte, a Judeia estava no sul, e Samaria estava no meio. A Judeia era o lugar onde estava a cidade mais importante, </w:t>
       </w:r>
-      <w:hyperlink r:id="rId29">
+      <w:hyperlink r:id="rId27">
         <w:r>
           <w:rPr>
             <w:lang w:val="pt_PT" w:bidi="pt_PT"/>
@@ -698,7 +655,7 @@
         </w:rPr>
         <w:t xml:space="preserve">, e, portanto, o </w:t>
       </w:r>
-      <w:hyperlink r:id="rId30">
+      <w:hyperlink r:id="rId28">
         <w:r>
           <w:rPr>
             <w:lang w:val="pt_PT" w:bidi="pt_PT"/>
@@ -716,7 +673,7 @@
         </w:rPr>
         <w:t xml:space="preserve"> de Deus. O povo na Judeia muitas vezes pensava que eles eram </w:t>
       </w:r>
-      <w:hyperlink r:id="rId31">
+      <w:hyperlink r:id="rId29">
         <w:r>
           <w:rPr>
             <w:lang w:val="pt_PT" w:bidi="pt_PT"/>
@@ -792,7 +749,7 @@
           <w:lang w:val="pt_PT" w:bidi="pt_PT"/>
         </w:rPr>
       </w:r>
-      <w:hyperlink r:id="rId21">
+      <w:hyperlink r:id="rId19">
         <w:r>
           <w:rPr>
             <w:lang w:val="pt_PT" w:bidi="pt_PT"/>
@@ -911,7 +868,7 @@
         </w:rPr>
         <w:t xml:space="preserve">Uma genealogia pode cobrir muitas </w:t>
       </w:r>
-      <w:hyperlink r:id="rId32">
+      <w:hyperlink r:id="rId30">
         <w:r>
           <w:rPr>
             <w:lang w:val="pt_PT" w:bidi="pt_PT"/>
@@ -987,7 +944,7 @@
           <w:lang w:val="pt_PT" w:bidi="pt_PT"/>
         </w:rPr>
       </w:r>
-      <w:hyperlink r:id="rId21">
+      <w:hyperlink r:id="rId19">
         <w:r>
           <w:rPr>
             <w:lang w:val="pt_PT" w:bidi="pt_PT"/>
@@ -1066,7 +1023,7 @@
         </w:rPr>
         <w:t xml:space="preserve"> vem de uma palavra que significa “povo” ou “</w:t>
       </w:r>
-      <w:hyperlink r:id="rId25">
+      <w:hyperlink r:id="rId23">
         <w:r>
           <w:rPr>
             <w:lang w:val="pt_PT" w:bidi="pt_PT"/>
@@ -1098,7 +1055,7 @@
         </w:rPr>
         <w:t xml:space="preserve">No Antigo Testamento, Deus havia escolhido os </w:t>
       </w:r>
-      <w:hyperlink r:id="rId26">
+      <w:hyperlink r:id="rId24">
         <w:r>
           <w:rPr>
             <w:lang w:val="pt_PT" w:bidi="pt_PT"/>
@@ -1116,7 +1073,7 @@
         </w:rPr>
         <w:t xml:space="preserve"> para serem seu povo especial. Os israelitas tinham que permanecer separados das pessoas de outras nações para que os israelitas permanecessem devotos a Deus. Eles não devem começar a </w:t>
       </w:r>
-      <w:hyperlink r:id="rId33">
+      <w:hyperlink r:id="rId31">
         <w:r>
           <w:rPr>
             <w:lang w:val="pt_PT" w:bidi="pt_PT"/>
@@ -1134,7 +1091,7 @@
         </w:rPr>
         <w:t xml:space="preserve"> os </w:t>
       </w:r>
-      <w:hyperlink r:id="rId34">
+      <w:hyperlink r:id="rId32">
         <w:r>
           <w:rPr>
             <w:lang w:val="pt_PT" w:bidi="pt_PT"/>
@@ -1152,7 +1109,7 @@
         </w:rPr>
         <w:t xml:space="preserve"> das outras nações e seguir seus maus hábitos. No entanto, quando Deus havia feito sua </w:t>
       </w:r>
-      <w:hyperlink r:id="rId35">
+      <w:hyperlink r:id="rId33">
         <w:r>
           <w:rPr>
             <w:lang w:val="pt_PT" w:bidi="pt_PT"/>
@@ -1170,7 +1127,7 @@
         </w:rPr>
         <w:t xml:space="preserve"> com </w:t>
       </w:r>
-      <w:hyperlink r:id="rId36">
+      <w:hyperlink r:id="rId34">
         <w:r>
           <w:rPr>
             <w:lang w:val="pt_PT" w:bidi="pt_PT"/>
@@ -1201,7 +1158,7 @@
         </w:rPr>
         <w:t xml:space="preserve"> as pessoas do mundo seriam </w:t>
       </w:r>
-      <w:hyperlink r:id="rId37">
+      <w:hyperlink r:id="rId35">
         <w:r>
           <w:rPr>
             <w:lang w:val="pt_PT" w:bidi="pt_PT"/>
@@ -1219,7 +1176,7 @@
         </w:rPr>
         <w:t xml:space="preserve">. Então, Deus se importava com todas as pessoas, não apenas com os israelitas, que também eram chamados de </w:t>
       </w:r>
-      <w:hyperlink r:id="rId31">
+      <w:hyperlink r:id="rId29">
         <w:r>
           <w:rPr>
             <w:lang w:val="pt_PT" w:bidi="pt_PT"/>
@@ -1251,7 +1208,7 @@
         </w:rPr>
         <w:t xml:space="preserve">Com o tempo, os israelitas se tornaram orgulhosos de sua posição especial e desprezavam as pessoas que não eram judias. A palavra gentio começou a significar algo negativo — uma pessoa má, alguém de quem você deve ficar longe. Na época de Jesus, os romanos estavam governando o país de Israel. Portanto, muitas pessoas que não eram judias também estavam vivendo em Israel. Todas essas pessoas eram chamadas de gentios. Os judeus tinham que cooperar um pouco com os gentios, mas eles não eram amigáveis com eles. Os judeus proibiam estritamente os gentios de entrarem na área do </w:t>
       </w:r>
-      <w:hyperlink r:id="rId30">
+      <w:hyperlink r:id="rId28">
         <w:r>
           <w:rPr>
             <w:lang w:val="pt_PT" w:bidi="pt_PT"/>
@@ -1269,7 +1226,7 @@
         </w:rPr>
         <w:t xml:space="preserve">, e os judeus nunca comeriam junto com os gentios ou iam para dentro da casa de um gentio. Os judeus </w:t>
       </w:r>
-      <w:hyperlink r:id="rId38">
+      <w:hyperlink r:id="rId36">
         <w:r>
           <w:rPr>
             <w:lang w:val="pt_PT" w:bidi="pt_PT"/>
@@ -1287,7 +1244,7 @@
         </w:rPr>
         <w:t xml:space="preserve"> que interagir com os gentios os tornaria “</w:t>
       </w:r>
-      <w:hyperlink r:id="rId39">
+      <w:hyperlink r:id="rId37">
         <w:r>
           <w:rPr>
             <w:lang w:val="pt_PT" w:bidi="pt_PT"/>
@@ -1319,7 +1276,7 @@
         </w:rPr>
         <w:t>Às vezes, em vez da palavra gentio, encontramos a palavra “</w:t>
       </w:r>
-      <w:hyperlink r:id="rId40">
+      <w:hyperlink r:id="rId38">
         <w:r>
           <w:rPr>
             <w:lang w:val="pt_PT" w:bidi="pt_PT"/>
@@ -1395,7 +1352,7 @@
           <w:lang w:val="pt_PT" w:bidi="pt_PT"/>
         </w:rPr>
       </w:r>
-      <w:hyperlink r:id="rId21">
+      <w:hyperlink r:id="rId19">
         <w:r>
           <w:rPr>
             <w:lang w:val="pt_PT" w:bidi="pt_PT"/>
@@ -1560,7 +1517,7 @@
           <w:lang w:val="pt_PT" w:bidi="pt_PT"/>
         </w:rPr>
       </w:r>
-      <w:hyperlink r:id="rId21">
+      <w:hyperlink r:id="rId19">
         <w:r>
           <w:rPr>
             <w:lang w:val="pt_PT" w:bidi="pt_PT"/>
@@ -1626,7 +1583,7 @@
         </w:rPr>
         <w:t xml:space="preserve">Esses são nomes diferentes para uma área e cidades dentro dessa área que está localizada ao longo da costa sudeste do </w:t>
       </w:r>
-      <w:hyperlink r:id="rId24">
+      <w:hyperlink r:id="rId22">
         <w:r>
           <w:rPr>
             <w:lang w:val="pt_PT" w:bidi="pt_PT"/>
@@ -1644,7 +1601,7 @@
         </w:rPr>
         <w:t xml:space="preserve">. A maioria das pessoas que viviam lá não eram </w:t>
       </w:r>
-      <w:hyperlink r:id="rId31">
+      <w:hyperlink r:id="rId29">
         <w:r>
           <w:rPr>
             <w:lang w:val="pt_PT" w:bidi="pt_PT"/>
@@ -1662,7 +1619,7 @@
         </w:rPr>
         <w:t xml:space="preserve">. A área era parte de </w:t>
       </w:r>
-      <w:hyperlink r:id="rId41">
+      <w:hyperlink r:id="rId39">
         <w:r>
           <w:rPr>
             <w:lang w:val="pt_PT" w:bidi="pt_PT"/>
@@ -1738,7 +1695,7 @@
           <w:lang w:val="pt_PT" w:bidi="pt_PT"/>
         </w:rPr>
       </w:r>
-      <w:hyperlink r:id="rId21">
+      <w:hyperlink r:id="rId19">
         <w:r>
           <w:rPr>
             <w:lang w:val="pt_PT" w:bidi="pt_PT"/>
@@ -1943,7 +1900,7 @@
           <w:lang w:val="pt_PT" w:bidi="pt_PT"/>
         </w:rPr>
       </w:r>
-      <w:hyperlink r:id="rId21">
+      <w:hyperlink r:id="rId19">
         <w:r>
           <w:rPr>
             <w:lang w:val="pt_PT" w:bidi="pt_PT"/>
@@ -2009,7 +1966,7 @@
         </w:rPr>
         <w:t xml:space="preserve">A </w:t>
       </w:r>
-      <w:hyperlink r:id="rId42">
+      <w:hyperlink r:id="rId40">
         <w:r>
           <w:rPr>
             <w:lang w:val="pt_PT" w:bidi="pt_PT"/>
@@ -2054,7 +2011,7 @@
         </w:rPr>
         <w:t xml:space="preserve"> glória a Deus elas </w:t>
       </w:r>
-      <w:hyperlink r:id="rId43">
+      <w:hyperlink r:id="rId41">
         <w:r>
           <w:rPr>
             <w:lang w:val="pt_PT" w:bidi="pt_PT"/>
@@ -2171,7 +2128,7 @@
           <w:lang w:val="pt_PT" w:bidi="pt_PT"/>
         </w:rPr>
       </w:r>
-      <w:hyperlink r:id="rId21">
+      <w:hyperlink r:id="rId19">
         <w:r>
           <w:rPr>
             <w:lang w:val="pt_PT" w:bidi="pt_PT"/>
@@ -2251,7 +2208,7 @@
         </w:rPr>
         <w:t xml:space="preserve">Deus mostra graça às pessoas quando Ele as </w:t>
       </w:r>
-      <w:hyperlink r:id="rId44">
+      <w:hyperlink r:id="rId42">
         <w:r>
           <w:rPr>
             <w:lang w:val="pt_PT" w:bidi="pt_PT"/>
@@ -2269,7 +2226,7 @@
         </w:rPr>
         <w:t xml:space="preserve"> por seus </w:t>
       </w:r>
-      <w:hyperlink r:id="rId45">
+      <w:hyperlink r:id="rId43">
         <w:r>
           <w:rPr>
             <w:lang w:val="pt_PT" w:bidi="pt_PT"/>
@@ -2314,7 +2271,7 @@
         </w:rPr>
         <w:t xml:space="preserve"> a Paulo para se tornar um </w:t>
       </w:r>
-      <w:hyperlink r:id="rId46">
+      <w:hyperlink r:id="rId44">
         <w:r>
           <w:rPr>
             <w:lang w:val="pt_PT" w:bidi="pt_PT"/>
@@ -2390,7 +2347,7 @@
           <w:lang w:val="pt_PT" w:bidi="pt_PT"/>
         </w:rPr>
       </w:r>
-      <w:hyperlink r:id="rId21">
+      <w:hyperlink r:id="rId19">
         <w:r>
           <w:rPr>
             <w:lang w:val="pt_PT" w:bidi="pt_PT"/>
@@ -2469,7 +2426,7 @@
         </w:rPr>
         <w:t xml:space="preserve">. A Grécia é o país que está na parte sul da área que agora chamamos de Europa. Várias centenas de anos antes do nascimento de Cristo, a Grécia era a </w:t>
       </w:r>
-      <w:hyperlink r:id="rId25">
+      <w:hyperlink r:id="rId23">
         <w:r>
           <w:rPr>
             <w:lang w:val="pt_PT" w:bidi="pt_PT"/>
@@ -2487,7 +2444,7 @@
         </w:rPr>
         <w:t xml:space="preserve"> mais poderosa na área, e os gregos estavam governando sobre um território muito grande. Esse território também incluía </w:t>
       </w:r>
-      <w:hyperlink r:id="rId22">
+      <w:hyperlink r:id="rId20">
         <w:r>
           <w:rPr>
             <w:lang w:val="pt_PT" w:bidi="pt_PT"/>
@@ -2519,7 +2476,7 @@
         </w:rPr>
         <w:t xml:space="preserve">A cultura grega tinha muita influência sobre outros países. Muitas pessoas adotaram os costumes gregos e começaram a falar o idioma grego. Algumas pessoas até </w:t>
       </w:r>
-      <w:hyperlink r:id="rId33">
+      <w:hyperlink r:id="rId31">
         <w:r>
           <w:rPr>
             <w:lang w:val="pt_PT" w:bidi="pt_PT"/>
@@ -2537,7 +2494,7 @@
         </w:rPr>
         <w:t xml:space="preserve"> os deuses gregos. Durante esse tempo, até mesmo muitos </w:t>
       </w:r>
-      <w:hyperlink r:id="rId31">
+      <w:hyperlink r:id="rId29">
         <w:r>
           <w:rPr>
             <w:lang w:val="pt_PT" w:bidi="pt_PT"/>
@@ -2597,7 +2554,7 @@
         </w:rPr>
         <w:t xml:space="preserve">No Novo Testamento, o termo grego pode, portanto, se referir às pessoas que pertenciam ao país da Grécia, ou pode se referir às pessoas que haviam adotado a cultura e o idioma gregos. Um bom judeu não adotaria a cultura grega, que envolvia a adoração de </w:t>
       </w:r>
-      <w:hyperlink r:id="rId34">
+      <w:hyperlink r:id="rId32">
         <w:r>
           <w:rPr>
             <w:lang w:val="pt_PT" w:bidi="pt_PT"/>
@@ -2615,7 +2572,7 @@
         </w:rPr>
         <w:t xml:space="preserve">, e, portanto, a palavra grego começou a ser usada no significado de “qualquer pessoa que não é um judeu”. Nesse sentido, às vezes a palavra “grego” pode significar o mesmo que a palavra </w:t>
       </w:r>
-      <w:hyperlink r:id="rId47">
+      <w:hyperlink r:id="rId45">
         <w:r>
           <w:rPr>
             <w:lang w:val="pt_PT" w:bidi="pt_PT"/>
@@ -2691,7 +2648,7 @@
           <w:lang w:val="pt_PT" w:bidi="pt_PT"/>
         </w:rPr>
       </w:r>
-      <w:hyperlink r:id="rId21">
+      <w:hyperlink r:id="rId19">
         <w:r>
           <w:rPr>
             <w:lang w:val="pt_PT" w:bidi="pt_PT"/>

--- a/por/docx/007.content.docx
+++ b/por/docx/007.content.docx
@@ -45,7 +45,7 @@
         <w:rPr>
           <w:lang w:val="pt_PT" w:bidi="pt_PT"/>
         </w:rPr>
-        <w:t xml:space="preserve"> © 2023 SRV Partners Released under CC BY-SA 4.0 license. </w:t>
+        <w:t xml:space="preserve"> © 2025 Word Collective Released under CC BY-SA 4.0 license. </w:t>
       </w:r>
       <w:r>
         <w:rPr>
@@ -69,7 +69,7 @@
         <w:rPr>
           <w:lang w:val="pt_PT" w:bidi="pt_PT"/>
         </w:rPr>
-        <w:t xml:space="preserve"> © 2023 SRV Partners. Released under CC BY-SA 4.0 license by Mission Mutual</w:t>
+        <w:t xml:space="preserve"> © 2025 Word Collective. Released under CC BY-SA 4.0 license by Mission Mutual</w:t>
       </w:r>
       <w:r>
         <w:rPr>
